--- a/docs/VisionGuard_Review1.docx
+++ b/docs/VisionGuard_Review1.docx
@@ -243,7 +243,10 @@
           </w:tcPr>
           <w:p>
             <w:r>
-              <w:t>24 October 2026</w:t>
+              <w:rPr>
+                <w:highlight w:val="yellow"/>
+              </w:rPr>
+              <w:t xml:space="preserve">[DD Month YYYY]</w:t>
             </w:r>
           </w:p>
         </w:tc>
@@ -2286,7 +2289,7 @@
         <w:pStyle w:val="ListBullet"/>
       </w:pPr>
       <w:r>
-        <w:t xml:space="preserve">Completed: problem study and component selection; assembly of the cane on a PVC pipe (sensors, Arduino Nano, buzzer, battery and switch soldered and mounted); firmware for ultrasonic ranging, moisture sensing and prioritised alerts written and uploaded.</w:t>
+        <w:t xml:space="preserve">Completed: problem study; concept refined from an initial smart-shoe design to a cane (the tip reaches water before the foot, and a shaft-mounted sensor is steadier); component selection; assembly of the cane on a PVC pipe (sensors, Arduino Nano, buzzer, battery and switch soldered and mounted); firmware for ultrasonic ranging, moisture sensing and prioritised alerts written and uploaded.</w:t>
       </w:r>
     </w:p>
     <w:p>
@@ -2310,7 +2313,7 @@
         <w:pStyle w:val="ListBullet"/>
       </w:pPr>
       <w:r>
-        <w:t xml:space="preserve">Next steps before Review 2: calibrate the moisture threshold and extend the obstacle range to about 100 cm; add a vibration motor driven by the IRLZ44N MOSFET; add a 5 V boost converter, charging module and the 1 A fuse; average several readings to reduce false alerts; tidy the wiring into an enclosure and field-test the cane.</w:t>
+        <w:t xml:space="preserve">Next steps before Review 2: calibrate the moisture threshold and extend the obstacle range to about 100 cm; add a vibration motor driven by the IRLZ44N MOSFET; add a 5 V boost converter, charging module and the 1 A fuse; average several readings and space pings at least 60 ms apart (per the HC-SR04 datasheet) to reduce false alerts; tidy the wiring into an enclosure and field-test the cane.</w:t>
       </w:r>
     </w:p>
     <w:p/>

--- a/docs/VisionGuard_Review1.docx
+++ b/docs/VisionGuard_Review1.docx
@@ -92,13 +92,7 @@
           </w:tcPr>
           <w:p>
             <w:r>
-              <w:t xml:space="preserve">Darshan S – </w:t>
-            </w:r>
-            <w:r>
-              <w:rPr>
-                <w:highlight w:val="yellow"/>
-              </w:rPr>
-              <w:t xml:space="preserve">[Register number]</w:t>
+              <w:t xml:space="preserve">S Darshan – 25BCE2883</w:t>
             </w:r>
           </w:p>
         </w:tc>
@@ -126,7 +120,11 @@
           <w:tcPr>
             <w:tcW w:w="7741" w:type="dxa"/>
           </w:tcPr>
-          <w:p/>
+          <w:p>
+            <w:r>
+              <w:t xml:space="preserve">Tanay Agarwal – 25BCE2475</w:t>
+            </w:r>
+          </w:p>
         </w:tc>
       </w:tr>
       <w:tr>

--- a/docs/VisionGuard_Review1.docx
+++ b/docs/VisionGuard_Review1.docx
@@ -177,10 +177,13 @@
           </w:tcPr>
           <w:p>
             <w:r>
+              <w:t xml:space="preserve">B.Tech Computer Science and Engineering – </w:t>
+            </w:r>
+            <w:r>
               <w:rPr>
                 <w:highlight w:val="yellow"/>
               </w:rPr>
-              <w:t xml:space="preserve">[Programme and section]</w:t>
+              <w:t xml:space="preserve">[Slot / section]</w:t>
             </w:r>
           </w:p>
         </w:tc>

--- a/docs/VisionGuard_Review1.docx
+++ b/docs/VisionGuard_Review1.docx
@@ -180,10 +180,7 @@
               <w:t xml:space="preserve">B.Tech Computer Science and Engineering – </w:t>
             </w:r>
             <w:r>
-              <w:rPr>
-                <w:highlight w:val="yellow"/>
-              </w:rPr>
-              <w:t xml:space="preserve">[Slot / section]</w:t>
+              <w:t xml:space="preserve">Slot E2+TE2</w:t>
             </w:r>
           </w:p>
         </w:tc>
@@ -212,10 +209,7 @@
           </w:tcPr>
           <w:p>
             <w:r>
-              <w:rPr>
-                <w:highlight w:val="yellow"/>
-              </w:rPr>
-              <w:t xml:space="preserve">[Faculty name]</w:t>
+              <w:t xml:space="preserve">Dr. Shabeeb Ahmed</w:t>
             </w:r>
           </w:p>
         </w:tc>
@@ -244,10 +238,7 @@
           </w:tcPr>
           <w:p>
             <w:r>
-              <w:rPr>
-                <w:highlight w:val="yellow"/>
-              </w:rPr>
-              <w:t xml:space="preserve">[DD Month YYYY]</w:t>
+              <w:t xml:space="preserve">27 October 2026</w:t>
             </w:r>
           </w:p>
         </w:tc>

--- a/docs/VisionGuard_Review1.docx
+++ b/docs/VisionGuard_Review1.docx
@@ -9,7 +9,7 @@
       <w:r>
         <w:rPr>
           <w:b/>
-          <w:color w:val="1F4E79"/>
+          <w:color w:val="000000"/>
           <w:sz w:val="36"/>
         </w:rPr>
         <w:t>COURSE PROJECT REVIEW 1</w:t>
@@ -254,7 +254,7 @@
     </w:p>
     <w:p>
       <w:r>
-        <w:t xml:space="preserve">Visually impaired people depend on the white cane, which detects obstacles only on contact and cannot warn about water, puddles or open drains. VisionGuard is a low-cost smart cane built around an Arduino Nano (ATmega328P). An HC-SR04 ultrasonic sensor measures the distance to obstacles ahead, and a resistive moisture probe at the tip, read through the on-chip ADC, detects water or wet ground. Alerts are prioritised: a continuous buzzer tone for water, and beeps that get faster as an obstacle comes within 50 cm. Its distinguishing feature is combining obstacle and wet-surface sensing for under ₹900 in parts. Bench tests confirm obstacle alerts on battery power; threshold calibration and haptic feedback are in progress.</w:t>
+        <w:t xml:space="preserve">People with vision loss mostly use a white cane, but it only finds obstacles by touching them and cannot warn about water, puddles or open drains. Our project, VisionGuard, is a smart cane built with an Arduino Nano. An HC-SR04 ultrasonic sensor checks the distance to objects in front, and a moisture probe at the bottom tip checks for water or wet ground. If the tip touches water, the buzzer sounds continuously. If an obstacle is closer than 50 cm, it beeps faster as the obstacle gets closer. Unlike most basic smart canes, it detects both obstacles and water, for under ₹900 in parts. In our tests the obstacle alert works on battery power; we are still calibrating the water threshold and plan to add vibration feedback.</w:t>
       </w:r>
     </w:p>
     <w:p>
@@ -394,10 +394,10 @@
         <w:tblLook w:val="04A0" w:firstRow="1" w:lastRow="0" w:firstColumn="1" w:lastColumn="0" w:noHBand="0" w:noVBand="1"/>
       </w:tblPr>
       <w:tblGrid>
-        <w:gridCol w:w="2517"/>
-        <w:gridCol w:w="2518"/>
-        <w:gridCol w:w="2518"/>
-        <w:gridCol w:w="2517"/>
+        <w:gridCol w:w="800"/>
+        <w:gridCol w:w="2500"/>
+        <w:gridCol w:w="3000"/>
+        <w:gridCol w:w="3780"/>
       </w:tblGrid>
       <w:tr>
         <w:trPr>
@@ -406,14 +406,14 @@
         </w:trPr>
         <w:tc>
           <w:tcPr>
-            <w:tcW w:w="2520" w:type="dxa"/>
-            <w:shd w:val="clear" w:color="auto" w:fill="D9EAF7"/>
+            <w:tcW w:w="800" w:type="dxa"/>
+            <w:shd w:val="clear" w:color="auto" w:fill="E7E6E6"/>
           </w:tcPr>
           <w:p>
             <w:r>
               <w:rPr>
                 <w:b/>
-                <w:color w:val="1F4E79"/>
+                <w:color w:val="000000"/>
               </w:rPr>
               <w:t>S. No.</w:t>
             </w:r>
@@ -421,14 +421,14 @@
         </w:tc>
         <w:tc>
           <w:tcPr>
-            <w:tcW w:w="2520" w:type="dxa"/>
-            <w:shd w:val="clear" w:color="auto" w:fill="D9EAF7"/>
+            <w:tcW w:w="2500" w:type="dxa"/>
+            <w:shd w:val="clear" w:color="auto" w:fill="E7E6E6"/>
           </w:tcPr>
           <w:p>
             <w:r>
               <w:rPr>
                 <w:b/>
-                <w:color w:val="1F4E79"/>
+                <w:color w:val="000000"/>
               </w:rPr>
               <w:t>Component</w:t>
             </w:r>
@@ -436,14 +436,14 @@
         </w:tc>
         <w:tc>
           <w:tcPr>
-            <w:tcW w:w="2520" w:type="dxa"/>
-            <w:shd w:val="clear" w:color="auto" w:fill="D9EAF7"/>
+            <w:tcW w:w="3000" w:type="dxa"/>
+            <w:shd w:val="clear" w:color="auto" w:fill="E7E6E6"/>
           </w:tcPr>
           <w:p>
             <w:r>
               <w:rPr>
                 <w:b/>
-                <w:color w:val="1F4E79"/>
+                <w:color w:val="000000"/>
               </w:rPr>
               <w:t>Specification / Model</w:t>
             </w:r>
@@ -451,14 +451,14 @@
         </w:tc>
         <w:tc>
           <w:tcPr>
-            <w:tcW w:w="2520" w:type="dxa"/>
-            <w:shd w:val="clear" w:color="auto" w:fill="D9EAF7"/>
+            <w:tcW w:w="3780" w:type="dxa"/>
+            <w:shd w:val="clear" w:color="auto" w:fill="E7E6E6"/>
           </w:tcPr>
           <w:p>
             <w:r>
               <w:rPr>
                 <w:b/>
-                <w:color w:val="1F4E79"/>
+                <w:color w:val="000000"/>
               </w:rPr>
               <w:t>Function in the project</w:t>
             </w:r>
@@ -472,7 +472,7 @@
         </w:trPr>
         <w:tc>
           <w:tcPr>
-            <w:tcW w:w="2520" w:type="dxa"/>
+            <w:tcW w:w="800" w:type="dxa"/>
           </w:tcPr>
           <w:p>
             <w:r>
@@ -482,7 +482,7 @@
         </w:tc>
         <w:tc>
           <w:tcPr>
-            <w:tcW w:w="2520" w:type="dxa"/>
+            <w:tcW w:w="2500" w:type="dxa"/>
           </w:tcPr>
           <w:p>
             <w:r>
@@ -492,7 +492,7 @@
         </w:tc>
         <w:tc>
           <w:tcPr>
-            <w:tcW w:w="2520" w:type="dxa"/>
+            <w:tcW w:w="3000" w:type="dxa"/>
           </w:tcPr>
           <w:p>
             <w:r>
@@ -502,7 +502,7 @@
         </w:tc>
         <w:tc>
           <w:tcPr>
-            <w:tcW w:w="2520" w:type="dxa"/>
+            <w:tcW w:w="3780" w:type="dxa"/>
           </w:tcPr>
           <w:p>
             <w:r>
@@ -518,7 +518,7 @@
         </w:trPr>
         <w:tc>
           <w:tcPr>
-            <w:tcW w:w="2520" w:type="dxa"/>
+            <w:tcW w:w="800" w:type="dxa"/>
           </w:tcPr>
           <w:p>
             <w:r>
@@ -528,7 +528,7 @@
         </w:tc>
         <w:tc>
           <w:tcPr>
-            <w:tcW w:w="2520" w:type="dxa"/>
+            <w:tcW w:w="2500" w:type="dxa"/>
           </w:tcPr>
           <w:p>
             <w:r>
@@ -538,7 +538,7 @@
         </w:tc>
         <w:tc>
           <w:tcPr>
-            <w:tcW w:w="2520" w:type="dxa"/>
+            <w:tcW w:w="3000" w:type="dxa"/>
           </w:tcPr>
           <w:p>
             <w:r>
@@ -548,7 +548,7 @@
         </w:tc>
         <w:tc>
           <w:tcPr>
-            <w:tcW w:w="2520" w:type="dxa"/>
+            <w:tcW w:w="3780" w:type="dxa"/>
           </w:tcPr>
           <w:p>
             <w:r>
@@ -564,7 +564,7 @@
         </w:trPr>
         <w:tc>
           <w:tcPr>
-            <w:tcW w:w="2520" w:type="dxa"/>
+            <w:tcW w:w="800" w:type="dxa"/>
           </w:tcPr>
           <w:p>
             <w:r>
@@ -574,7 +574,7 @@
         </w:tc>
         <w:tc>
           <w:tcPr>
-            <w:tcW w:w="2520" w:type="dxa"/>
+            <w:tcW w:w="2500" w:type="dxa"/>
           </w:tcPr>
           <w:p>
             <w:r>
@@ -584,7 +584,7 @@
         </w:tc>
         <w:tc>
           <w:tcPr>
-            <w:tcW w:w="2520" w:type="dxa"/>
+            <w:tcW w:w="3000" w:type="dxa"/>
           </w:tcPr>
           <w:p>
             <w:r>
@@ -594,7 +594,7 @@
         </w:tc>
         <w:tc>
           <w:tcPr>
-            <w:tcW w:w="2520" w:type="dxa"/>
+            <w:tcW w:w="3780" w:type="dxa"/>
           </w:tcPr>
           <w:p>
             <w:r>
@@ -610,7 +610,7 @@
         </w:trPr>
         <w:tc>
           <w:tcPr>
-            <w:tcW w:w="2520" w:type="dxa"/>
+            <w:tcW w:w="800" w:type="dxa"/>
           </w:tcPr>
           <w:p>
             <w:r>
@@ -620,7 +620,7 @@
         </w:tc>
         <w:tc>
           <w:tcPr>
-            <w:tcW w:w="2520" w:type="dxa"/>
+            <w:tcW w:w="2500" w:type="dxa"/>
           </w:tcPr>
           <w:p>
             <w:r>
@@ -630,7 +630,7 @@
         </w:tc>
         <w:tc>
           <w:tcPr>
-            <w:tcW w:w="2520" w:type="dxa"/>
+            <w:tcW w:w="3000" w:type="dxa"/>
           </w:tcPr>
           <w:p>
             <w:r>
@@ -640,7 +640,7 @@
         </w:tc>
         <w:tc>
           <w:tcPr>
-            <w:tcW w:w="2520" w:type="dxa"/>
+            <w:tcW w:w="3780" w:type="dxa"/>
           </w:tcPr>
           <w:p>
             <w:r>
@@ -656,7 +656,7 @@
         </w:trPr>
         <w:tc>
           <w:tcPr>
-            <w:tcW w:w="2520" w:type="dxa"/>
+            <w:tcW w:w="800" w:type="dxa"/>
           </w:tcPr>
           <w:p>
             <w:r>
@@ -666,7 +666,7 @@
         </w:tc>
         <w:tc>
           <w:tcPr>
-            <w:tcW w:w="2520" w:type="dxa"/>
+            <w:tcW w:w="2500" w:type="dxa"/>
           </w:tcPr>
           <w:p>
             <w:r>
@@ -676,7 +676,7 @@
         </w:tc>
         <w:tc>
           <w:tcPr>
-            <w:tcW w:w="2520" w:type="dxa"/>
+            <w:tcW w:w="3000" w:type="dxa"/>
           </w:tcPr>
           <w:p>
             <w:r>
@@ -686,7 +686,7 @@
         </w:tc>
         <w:tc>
           <w:tcPr>
-            <w:tcW w:w="2520" w:type="dxa"/>
+            <w:tcW w:w="3780" w:type="dxa"/>
           </w:tcPr>
           <w:p>
             <w:r>
@@ -702,7 +702,7 @@
         </w:trPr>
         <w:tc>
           <w:tcPr>
-            <w:tcW w:w="2520" w:type="dxa"/>
+            <w:tcW w:w="800" w:type="dxa"/>
           </w:tcPr>
           <w:p>
             <w:r>
@@ -712,7 +712,7 @@
         </w:tc>
         <w:tc>
           <w:tcPr>
-            <w:tcW w:w="2520" w:type="dxa"/>
+            <w:tcW w:w="2500" w:type="dxa"/>
           </w:tcPr>
           <w:p>
             <w:r>
@@ -722,7 +722,7 @@
         </w:tc>
         <w:tc>
           <w:tcPr>
-            <w:tcW w:w="2520" w:type="dxa"/>
+            <w:tcW w:w="3000" w:type="dxa"/>
           </w:tcPr>
           <w:p>
             <w:r>
@@ -732,7 +732,7 @@
         </w:tc>
         <w:tc>
           <w:tcPr>
-            <w:tcW w:w="2520" w:type="dxa"/>
+            <w:tcW w:w="3780" w:type="dxa"/>
           </w:tcPr>
           <w:p>
             <w:r>
@@ -748,7 +748,7 @@
         </w:trPr>
         <w:tc>
           <w:tcPr>
-            <w:tcW w:w="2520" w:type="dxa"/>
+            <w:tcW w:w="800" w:type="dxa"/>
           </w:tcPr>
           <w:p>
             <w:r>
@@ -758,7 +758,7 @@
         </w:tc>
         <w:tc>
           <w:tcPr>
-            <w:tcW w:w="2520" w:type="dxa"/>
+            <w:tcW w:w="2500" w:type="dxa"/>
           </w:tcPr>
           <w:p>
             <w:r>
@@ -768,7 +768,7 @@
         </w:tc>
         <w:tc>
           <w:tcPr>
-            <w:tcW w:w="2520" w:type="dxa"/>
+            <w:tcW w:w="3000" w:type="dxa"/>
           </w:tcPr>
           <w:p>
             <w:r>
@@ -778,7 +778,7 @@
         </w:tc>
         <w:tc>
           <w:tcPr>
-            <w:tcW w:w="2520" w:type="dxa"/>
+            <w:tcW w:w="3780" w:type="dxa"/>
           </w:tcPr>
           <w:p>
             <w:r>
@@ -794,7 +794,7 @@
         </w:trPr>
         <w:tc>
           <w:tcPr>
-            <w:tcW w:w="2520" w:type="dxa"/>
+            <w:tcW w:w="800" w:type="dxa"/>
           </w:tcPr>
           <w:p>
             <w:r>
@@ -804,7 +804,7 @@
         </w:tc>
         <w:tc>
           <w:tcPr>
-            <w:tcW w:w="2520" w:type="dxa"/>
+            <w:tcW w:w="2500" w:type="dxa"/>
           </w:tcPr>
           <w:p>
             <w:r>
@@ -814,7 +814,7 @@
         </w:tc>
         <w:tc>
           <w:tcPr>
-            <w:tcW w:w="2520" w:type="dxa"/>
+            <w:tcW w:w="3000" w:type="dxa"/>
           </w:tcPr>
           <w:p>
             <w:r>
@@ -824,7 +824,7 @@
         </w:tc>
         <w:tc>
           <w:tcPr>
-            <w:tcW w:w="2520" w:type="dxa"/>
+            <w:tcW w:w="3780" w:type="dxa"/>
           </w:tcPr>
           <w:p>
             <w:r>
@@ -840,7 +840,7 @@
         </w:trPr>
         <w:tc>
           <w:tcPr>
-            <w:tcW w:w="2520" w:type="dxa"/>
+            <w:tcW w:w="800" w:type="dxa"/>
           </w:tcPr>
           <w:p>
             <w:r>
@@ -850,7 +850,7 @@
         </w:tc>
         <w:tc>
           <w:tcPr>
-            <w:tcW w:w="2520" w:type="dxa"/>
+            <w:tcW w:w="2500" w:type="dxa"/>
           </w:tcPr>
           <w:p>
             <w:r>
@@ -860,7 +860,7 @@
         </w:tc>
         <w:tc>
           <w:tcPr>
-            <w:tcW w:w="2520" w:type="dxa"/>
+            <w:tcW w:w="3000" w:type="dxa"/>
           </w:tcPr>
           <w:p>
             <w:r>
@@ -870,7 +870,7 @@
         </w:tc>
         <w:tc>
           <w:tcPr>
-            <w:tcW w:w="2520" w:type="dxa"/>
+            <w:tcW w:w="3780" w:type="dxa"/>
           </w:tcPr>
           <w:p>
             <w:r>
@@ -886,7 +886,7 @@
         </w:trPr>
         <w:tc>
           <w:tcPr>
-            <w:tcW w:w="2520" w:type="dxa"/>
+            <w:tcW w:w="800" w:type="dxa"/>
           </w:tcPr>
           <w:p>
             <w:r>
@@ -896,7 +896,7 @@
         </w:tc>
         <w:tc>
           <w:tcPr>
-            <w:tcW w:w="2520" w:type="dxa"/>
+            <w:tcW w:w="2500" w:type="dxa"/>
           </w:tcPr>
           <w:p>
             <w:r>
@@ -906,7 +906,7 @@
         </w:tc>
         <w:tc>
           <w:tcPr>
-            <w:tcW w:w="2520" w:type="dxa"/>
+            <w:tcW w:w="3000" w:type="dxa"/>
           </w:tcPr>
           <w:p>
             <w:r>
@@ -916,7 +916,7 @@
         </w:tc>
         <w:tc>
           <w:tcPr>
-            <w:tcW w:w="2520" w:type="dxa"/>
+            <w:tcW w:w="3780" w:type="dxa"/>
           </w:tcPr>
           <w:p>
             <w:r>
@@ -947,12 +947,12 @@
         <w:tblLook w:val="04A0" w:firstRow="1" w:lastRow="0" w:firstColumn="1" w:lastColumn="0" w:noHBand="0" w:noVBand="1"/>
       </w:tblPr>
       <w:tblGrid>
-        <w:gridCol w:w="1678"/>
-        <w:gridCol w:w="1679"/>
-        <w:gridCol w:w="1678"/>
-        <w:gridCol w:w="1678"/>
-        <w:gridCol w:w="1678"/>
-        <w:gridCol w:w="1679"/>
+        <w:gridCol w:w="700"/>
+        <w:gridCol w:w="3300"/>
+        <w:gridCol w:w="800"/>
+        <w:gridCol w:w="1250"/>
+        <w:gridCol w:w="1300"/>
+        <w:gridCol w:w="2730"/>
       </w:tblGrid>
       <w:tr>
         <w:trPr>
@@ -961,14 +961,14 @@
         </w:trPr>
         <w:tc>
           <w:tcPr>
-            <w:tcW w:w="1680" w:type="dxa"/>
-            <w:shd w:val="clear" w:color="auto" w:fill="D9EAF7"/>
+            <w:tcW w:w="700" w:type="dxa"/>
+            <w:shd w:val="clear" w:color="auto" w:fill="E7E6E6"/>
           </w:tcPr>
           <w:p>
             <w:r>
               <w:rPr>
                 <w:b/>
-                <w:color w:val="1F4E79"/>
+                <w:color w:val="000000"/>
               </w:rPr>
               <w:t>S. No.</w:t>
             </w:r>
@@ -976,14 +976,14 @@
         </w:tc>
         <w:tc>
           <w:tcPr>
-            <w:tcW w:w="1680" w:type="dxa"/>
-            <w:shd w:val="clear" w:color="auto" w:fill="D9EAF7"/>
+            <w:tcW w:w="3300" w:type="dxa"/>
+            <w:shd w:val="clear" w:color="auto" w:fill="E7E6E6"/>
           </w:tcPr>
           <w:p>
             <w:r>
               <w:rPr>
                 <w:b/>
-                <w:color w:val="1F4E79"/>
+                <w:color w:val="000000"/>
               </w:rPr>
               <w:t>Item / Component</w:t>
             </w:r>
@@ -991,14 +991,14 @@
         </w:tc>
         <w:tc>
           <w:tcPr>
-            <w:tcW w:w="1680" w:type="dxa"/>
-            <w:shd w:val="clear" w:color="auto" w:fill="D9EAF7"/>
+            <w:tcW w:w="800" w:type="dxa"/>
+            <w:shd w:val="clear" w:color="auto" w:fill="E7E6E6"/>
           </w:tcPr>
           <w:p>
             <w:r>
               <w:rPr>
                 <w:b/>
-                <w:color w:val="1F4E79"/>
+                <w:color w:val="000000"/>
               </w:rPr>
               <w:t>Qty.</w:t>
             </w:r>
@@ -1006,14 +1006,14 @@
         </w:tc>
         <w:tc>
           <w:tcPr>
-            <w:tcW w:w="1680" w:type="dxa"/>
-            <w:shd w:val="clear" w:color="auto" w:fill="D9EAF7"/>
+            <w:tcW w:w="1250" w:type="dxa"/>
+            <w:shd w:val="clear" w:color="auto" w:fill="E7E6E6"/>
           </w:tcPr>
           <w:p>
             <w:r>
               <w:rPr>
                 <w:b/>
-                <w:color w:val="1F4E79"/>
+                <w:color w:val="000000"/>
               </w:rPr>
               <w:t>Unit cost (₹)</w:t>
             </w:r>
@@ -1021,14 +1021,14 @@
         </w:tc>
         <w:tc>
           <w:tcPr>
-            <w:tcW w:w="1680" w:type="dxa"/>
-            <w:shd w:val="clear" w:color="auto" w:fill="D9EAF7"/>
+            <w:tcW w:w="1300" w:type="dxa"/>
+            <w:shd w:val="clear" w:color="auto" w:fill="E7E6E6"/>
           </w:tcPr>
           <w:p>
             <w:r>
               <w:rPr>
                 <w:b/>
-                <w:color w:val="1F4E79"/>
+                <w:color w:val="000000"/>
               </w:rPr>
               <w:t>Total cost (₹)</w:t>
             </w:r>
@@ -1036,14 +1036,14 @@
         </w:tc>
         <w:tc>
           <w:tcPr>
-            <w:tcW w:w="1680" w:type="dxa"/>
-            <w:shd w:val="clear" w:color="auto" w:fill="D9EAF7"/>
+            <w:tcW w:w="2730" w:type="dxa"/>
+            <w:shd w:val="clear" w:color="auto" w:fill="E7E6E6"/>
           </w:tcPr>
           <w:p>
             <w:r>
               <w:rPr>
                 <w:b/>
-                <w:color w:val="1F4E79"/>
+                <w:color w:val="000000"/>
               </w:rPr>
               <w:t>Remarks</w:t>
             </w:r>
@@ -1057,7 +1057,7 @@
         </w:trPr>
         <w:tc>
           <w:tcPr>
-            <w:tcW w:w="1680" w:type="dxa"/>
+            <w:tcW w:w="700" w:type="dxa"/>
           </w:tcPr>
           <w:p>
             <w:r>
@@ -1067,7 +1067,7 @@
         </w:tc>
         <w:tc>
           <w:tcPr>
-            <w:tcW w:w="1680" w:type="dxa"/>
+            <w:tcW w:w="3300" w:type="dxa"/>
           </w:tcPr>
           <w:p>
             <w:r>
@@ -1077,7 +1077,7 @@
         </w:tc>
         <w:tc>
           <w:tcPr>
-            <w:tcW w:w="1680" w:type="dxa"/>
+            <w:tcW w:w="800" w:type="dxa"/>
           </w:tcPr>
           <w:p>
             <w:r>
@@ -1087,7 +1087,7 @@
         </w:tc>
         <w:tc>
           <w:tcPr>
-            <w:tcW w:w="1680" w:type="dxa"/>
+            <w:tcW w:w="1250" w:type="dxa"/>
           </w:tcPr>
           <w:p>
             <w:r>
@@ -1097,7 +1097,7 @@
         </w:tc>
         <w:tc>
           <w:tcPr>
-            <w:tcW w:w="1680" w:type="dxa"/>
+            <w:tcW w:w="1300" w:type="dxa"/>
           </w:tcPr>
           <w:p>
             <w:r>
@@ -1107,7 +1107,7 @@
         </w:tc>
         <w:tc>
           <w:tcPr>
-            <w:tcW w:w="1680" w:type="dxa"/>
+            <w:tcW w:w="2730" w:type="dxa"/>
           </w:tcPr>
           <w:p>
             <w:r>
@@ -1123,7 +1123,7 @@
         </w:trPr>
         <w:tc>
           <w:tcPr>
-            <w:tcW w:w="1680" w:type="dxa"/>
+            <w:tcW w:w="700" w:type="dxa"/>
           </w:tcPr>
           <w:p>
             <w:r>
@@ -1133,7 +1133,7 @@
         </w:tc>
         <w:tc>
           <w:tcPr>
-            <w:tcW w:w="1680" w:type="dxa"/>
+            <w:tcW w:w="3300" w:type="dxa"/>
           </w:tcPr>
           <w:p>
             <w:r>
@@ -1143,7 +1143,7 @@
         </w:tc>
         <w:tc>
           <w:tcPr>
-            <w:tcW w:w="1680" w:type="dxa"/>
+            <w:tcW w:w="800" w:type="dxa"/>
           </w:tcPr>
           <w:p>
             <w:r>
@@ -1153,7 +1153,7 @@
         </w:tc>
         <w:tc>
           <w:tcPr>
-            <w:tcW w:w="1680" w:type="dxa"/>
+            <w:tcW w:w="1250" w:type="dxa"/>
           </w:tcPr>
           <w:p>
             <w:r>
@@ -1163,7 +1163,7 @@
         </w:tc>
         <w:tc>
           <w:tcPr>
-            <w:tcW w:w="1680" w:type="dxa"/>
+            <w:tcW w:w="1300" w:type="dxa"/>
           </w:tcPr>
           <w:p>
             <w:r>
@@ -1173,7 +1173,7 @@
         </w:tc>
         <w:tc>
           <w:tcPr>
-            <w:tcW w:w="1680" w:type="dxa"/>
+            <w:tcW w:w="2730" w:type="dxa"/>
           </w:tcPr>
           <w:p>
             <w:r>
@@ -1189,7 +1189,7 @@
         </w:trPr>
         <w:tc>
           <w:tcPr>
-            <w:tcW w:w="1680" w:type="dxa"/>
+            <w:tcW w:w="700" w:type="dxa"/>
           </w:tcPr>
           <w:p>
             <w:r>
@@ -1199,7 +1199,7 @@
         </w:tc>
         <w:tc>
           <w:tcPr>
-            <w:tcW w:w="1680" w:type="dxa"/>
+            <w:tcW w:w="3300" w:type="dxa"/>
           </w:tcPr>
           <w:p>
             <w:r>
@@ -1209,7 +1209,7 @@
         </w:tc>
         <w:tc>
           <w:tcPr>
-            <w:tcW w:w="1680" w:type="dxa"/>
+            <w:tcW w:w="800" w:type="dxa"/>
           </w:tcPr>
           <w:p>
             <w:r>
@@ -1219,7 +1219,7 @@
         </w:tc>
         <w:tc>
           <w:tcPr>
-            <w:tcW w:w="1680" w:type="dxa"/>
+            <w:tcW w:w="1250" w:type="dxa"/>
           </w:tcPr>
           <w:p>
             <w:r>
@@ -1229,7 +1229,7 @@
         </w:tc>
         <w:tc>
           <w:tcPr>
-            <w:tcW w:w="1680" w:type="dxa"/>
+            <w:tcW w:w="1300" w:type="dxa"/>
           </w:tcPr>
           <w:p>
             <w:r>
@@ -1239,7 +1239,7 @@
         </w:tc>
         <w:tc>
           <w:tcPr>
-            <w:tcW w:w="1680" w:type="dxa"/>
+            <w:tcW w:w="2730" w:type="dxa"/>
           </w:tcPr>
           <w:p>
             <w:r>
@@ -1255,7 +1255,7 @@
         </w:trPr>
         <w:tc>
           <w:tcPr>
-            <w:tcW w:w="1680" w:type="dxa"/>
+            <w:tcW w:w="700" w:type="dxa"/>
           </w:tcPr>
           <w:p>
             <w:r>
@@ -1265,7 +1265,7 @@
         </w:tc>
         <w:tc>
           <w:tcPr>
-            <w:tcW w:w="1680" w:type="dxa"/>
+            <w:tcW w:w="3300" w:type="dxa"/>
           </w:tcPr>
           <w:p>
             <w:r>
@@ -1275,7 +1275,7 @@
         </w:tc>
         <w:tc>
           <w:tcPr>
-            <w:tcW w:w="1680" w:type="dxa"/>
+            <w:tcW w:w="800" w:type="dxa"/>
           </w:tcPr>
           <w:p>
             <w:r>
@@ -1285,7 +1285,7 @@
         </w:tc>
         <w:tc>
           <w:tcPr>
-            <w:tcW w:w="1680" w:type="dxa"/>
+            <w:tcW w:w="1250" w:type="dxa"/>
           </w:tcPr>
           <w:p>
             <w:r>
@@ -1295,7 +1295,7 @@
         </w:tc>
         <w:tc>
           <w:tcPr>
-            <w:tcW w:w="1680" w:type="dxa"/>
+            <w:tcW w:w="1300" w:type="dxa"/>
           </w:tcPr>
           <w:p>
             <w:r>
@@ -1305,7 +1305,7 @@
         </w:tc>
         <w:tc>
           <w:tcPr>
-            <w:tcW w:w="1680" w:type="dxa"/>
+            <w:tcW w:w="2730" w:type="dxa"/>
           </w:tcPr>
           <w:p>
             <w:r>
@@ -1321,7 +1321,7 @@
         </w:trPr>
         <w:tc>
           <w:tcPr>
-            <w:tcW w:w="1680" w:type="dxa"/>
+            <w:tcW w:w="700" w:type="dxa"/>
           </w:tcPr>
           <w:p>
             <w:r>
@@ -1331,7 +1331,7 @@
         </w:tc>
         <w:tc>
           <w:tcPr>
-            <w:tcW w:w="1680" w:type="dxa"/>
+            <w:tcW w:w="3300" w:type="dxa"/>
           </w:tcPr>
           <w:p>
             <w:r>
@@ -1341,7 +1341,7 @@
         </w:tc>
         <w:tc>
           <w:tcPr>
-            <w:tcW w:w="1680" w:type="dxa"/>
+            <w:tcW w:w="800" w:type="dxa"/>
           </w:tcPr>
           <w:p>
             <w:r>
@@ -1351,7 +1351,7 @@
         </w:tc>
         <w:tc>
           <w:tcPr>
-            <w:tcW w:w="1680" w:type="dxa"/>
+            <w:tcW w:w="1250" w:type="dxa"/>
           </w:tcPr>
           <w:p>
             <w:r>
@@ -1361,7 +1361,7 @@
         </w:tc>
         <w:tc>
           <w:tcPr>
-            <w:tcW w:w="1680" w:type="dxa"/>
+            <w:tcW w:w="1300" w:type="dxa"/>
           </w:tcPr>
           <w:p>
             <w:r>
@@ -1371,7 +1371,7 @@
         </w:tc>
         <w:tc>
           <w:tcPr>
-            <w:tcW w:w="1680" w:type="dxa"/>
+            <w:tcW w:w="2730" w:type="dxa"/>
           </w:tcPr>
           <w:p>
             <w:r>
@@ -1387,7 +1387,7 @@
         </w:trPr>
         <w:tc>
           <w:tcPr>
-            <w:tcW w:w="1680" w:type="dxa"/>
+            <w:tcW w:w="700" w:type="dxa"/>
           </w:tcPr>
           <w:p>
             <w:r>
@@ -1397,7 +1397,7 @@
         </w:tc>
         <w:tc>
           <w:tcPr>
-            <w:tcW w:w="1680" w:type="dxa"/>
+            <w:tcW w:w="3300" w:type="dxa"/>
           </w:tcPr>
           <w:p>
             <w:r>
@@ -1407,7 +1407,7 @@
         </w:tc>
         <w:tc>
           <w:tcPr>
-            <w:tcW w:w="1680" w:type="dxa"/>
+            <w:tcW w:w="800" w:type="dxa"/>
           </w:tcPr>
           <w:p>
             <w:r>
@@ -1417,7 +1417,7 @@
         </w:tc>
         <w:tc>
           <w:tcPr>
-            <w:tcW w:w="1680" w:type="dxa"/>
+            <w:tcW w:w="1250" w:type="dxa"/>
           </w:tcPr>
           <w:p>
             <w:r>
@@ -1427,7 +1427,7 @@
         </w:tc>
         <w:tc>
           <w:tcPr>
-            <w:tcW w:w="1680" w:type="dxa"/>
+            <w:tcW w:w="1300" w:type="dxa"/>
           </w:tcPr>
           <w:p>
             <w:r>
@@ -1437,7 +1437,7 @@
         </w:tc>
         <w:tc>
           <w:tcPr>
-            <w:tcW w:w="1680" w:type="dxa"/>
+            <w:tcW w:w="2730" w:type="dxa"/>
           </w:tcPr>
           <w:p>
             <w:r>
@@ -1453,7 +1453,7 @@
         </w:trPr>
         <w:tc>
           <w:tcPr>
-            <w:tcW w:w="1680" w:type="dxa"/>
+            <w:tcW w:w="700" w:type="dxa"/>
           </w:tcPr>
           <w:p>
             <w:r>
@@ -1463,7 +1463,7 @@
         </w:tc>
         <w:tc>
           <w:tcPr>
-            <w:tcW w:w="1680" w:type="dxa"/>
+            <w:tcW w:w="3300" w:type="dxa"/>
           </w:tcPr>
           <w:p>
             <w:r>
@@ -1473,7 +1473,7 @@
         </w:tc>
         <w:tc>
           <w:tcPr>
-            <w:tcW w:w="1680" w:type="dxa"/>
+            <w:tcW w:w="800" w:type="dxa"/>
           </w:tcPr>
           <w:p>
             <w:r>
@@ -1483,7 +1483,7 @@
         </w:tc>
         <w:tc>
           <w:tcPr>
-            <w:tcW w:w="1680" w:type="dxa"/>
+            <w:tcW w:w="1250" w:type="dxa"/>
           </w:tcPr>
           <w:p>
             <w:r>
@@ -1493,7 +1493,7 @@
         </w:tc>
         <w:tc>
           <w:tcPr>
-            <w:tcW w:w="1680" w:type="dxa"/>
+            <w:tcW w:w="1300" w:type="dxa"/>
           </w:tcPr>
           <w:p>
             <w:r>
@@ -1503,7 +1503,7 @@
         </w:tc>
         <w:tc>
           <w:tcPr>
-            <w:tcW w:w="1680" w:type="dxa"/>
+            <w:tcW w:w="2730" w:type="dxa"/>
           </w:tcPr>
           <w:p>
             <w:r>
@@ -1519,7 +1519,7 @@
         </w:trPr>
         <w:tc>
           <w:tcPr>
-            <w:tcW w:w="1680" w:type="dxa"/>
+            <w:tcW w:w="700" w:type="dxa"/>
           </w:tcPr>
           <w:p>
             <w:r>
@@ -1529,7 +1529,7 @@
         </w:tc>
         <w:tc>
           <w:tcPr>
-            <w:tcW w:w="1680" w:type="dxa"/>
+            <w:tcW w:w="3300" w:type="dxa"/>
           </w:tcPr>
           <w:p>
             <w:r>
@@ -1539,7 +1539,7 @@
         </w:tc>
         <w:tc>
           <w:tcPr>
-            <w:tcW w:w="1680" w:type="dxa"/>
+            <w:tcW w:w="800" w:type="dxa"/>
           </w:tcPr>
           <w:p>
             <w:r>
@@ -1549,7 +1549,7 @@
         </w:tc>
         <w:tc>
           <w:tcPr>
-            <w:tcW w:w="1680" w:type="dxa"/>
+            <w:tcW w:w="1250" w:type="dxa"/>
           </w:tcPr>
           <w:p>
             <w:r>
@@ -1559,7 +1559,7 @@
         </w:tc>
         <w:tc>
           <w:tcPr>
-            <w:tcW w:w="1680" w:type="dxa"/>
+            <w:tcW w:w="1300" w:type="dxa"/>
           </w:tcPr>
           <w:p>
             <w:r>
@@ -1569,7 +1569,7 @@
         </w:tc>
         <w:tc>
           <w:tcPr>
-            <w:tcW w:w="1680" w:type="dxa"/>
+            <w:tcW w:w="2730" w:type="dxa"/>
           </w:tcPr>
           <w:p>
             <w:r>
@@ -1585,7 +1585,7 @@
         </w:trPr>
         <w:tc>
           <w:tcPr>
-            <w:tcW w:w="1680" w:type="dxa"/>
+            <w:tcW w:w="700" w:type="dxa"/>
           </w:tcPr>
           <w:p>
             <w:r>
@@ -1595,7 +1595,7 @@
         </w:tc>
         <w:tc>
           <w:tcPr>
-            <w:tcW w:w="1680" w:type="dxa"/>
+            <w:tcW w:w="3300" w:type="dxa"/>
           </w:tcPr>
           <w:p>
             <w:r>
@@ -1605,7 +1605,7 @@
         </w:tc>
         <w:tc>
           <w:tcPr>
-            <w:tcW w:w="1680" w:type="dxa"/>
+            <w:tcW w:w="800" w:type="dxa"/>
           </w:tcPr>
           <w:p>
             <w:r>
@@ -1615,7 +1615,7 @@
         </w:tc>
         <w:tc>
           <w:tcPr>
-            <w:tcW w:w="1680" w:type="dxa"/>
+            <w:tcW w:w="1250" w:type="dxa"/>
           </w:tcPr>
           <w:p>
             <w:r>
@@ -1625,7 +1625,7 @@
         </w:tc>
         <w:tc>
           <w:tcPr>
-            <w:tcW w:w="1680" w:type="dxa"/>
+            <w:tcW w:w="1300" w:type="dxa"/>
           </w:tcPr>
           <w:p>
             <w:r>
@@ -1635,7 +1635,7 @@
         </w:tc>
         <w:tc>
           <w:tcPr>
-            <w:tcW w:w="1680" w:type="dxa"/>
+            <w:tcW w:w="2730" w:type="dxa"/>
           </w:tcPr>
           <w:p>
             <w:r>
@@ -1651,7 +1651,7 @@
         </w:trPr>
         <w:tc>
           <w:tcPr>
-            <w:tcW w:w="1680" w:type="dxa"/>
+            <w:tcW w:w="700" w:type="dxa"/>
           </w:tcPr>
           <w:p>
             <w:r>
@@ -1661,7 +1661,7 @@
         </w:tc>
         <w:tc>
           <w:tcPr>
-            <w:tcW w:w="1680" w:type="dxa"/>
+            <w:tcW w:w="3300" w:type="dxa"/>
           </w:tcPr>
           <w:p>
             <w:r>
@@ -1671,7 +1671,7 @@
         </w:tc>
         <w:tc>
           <w:tcPr>
-            <w:tcW w:w="1680" w:type="dxa"/>
+            <w:tcW w:w="800" w:type="dxa"/>
           </w:tcPr>
           <w:p>
             <w:r>
@@ -1681,7 +1681,7 @@
         </w:tc>
         <w:tc>
           <w:tcPr>
-            <w:tcW w:w="1680" w:type="dxa"/>
+            <w:tcW w:w="1250" w:type="dxa"/>
           </w:tcPr>
           <w:p>
             <w:r>
@@ -1691,7 +1691,7 @@
         </w:tc>
         <w:tc>
           <w:tcPr>
-            <w:tcW w:w="1680" w:type="dxa"/>
+            <w:tcW w:w="1300" w:type="dxa"/>
           </w:tcPr>
           <w:p>
             <w:r>
@@ -1701,7 +1701,7 @@
         </w:tc>
         <w:tc>
           <w:tcPr>
-            <w:tcW w:w="1680" w:type="dxa"/>
+            <w:tcW w:w="2730" w:type="dxa"/>
           </w:tcPr>
           <w:p>
             <w:r>
@@ -1717,7 +1717,7 @@
         </w:trPr>
         <w:tc>
           <w:tcPr>
-            <w:tcW w:w="1680" w:type="dxa"/>
+            <w:tcW w:w="700" w:type="dxa"/>
           </w:tcPr>
           <w:p>
             <w:r>
@@ -1727,7 +1727,7 @@
         </w:tc>
         <w:tc>
           <w:tcPr>
-            <w:tcW w:w="1680" w:type="dxa"/>
+            <w:tcW w:w="3300" w:type="dxa"/>
           </w:tcPr>
           <w:p>
             <w:r>
@@ -1737,7 +1737,7 @@
         </w:tc>
         <w:tc>
           <w:tcPr>
-            <w:tcW w:w="1680" w:type="dxa"/>
+            <w:tcW w:w="800" w:type="dxa"/>
           </w:tcPr>
           <w:p>
             <w:r>
@@ -1747,7 +1747,7 @@
         </w:tc>
         <w:tc>
           <w:tcPr>
-            <w:tcW w:w="1680" w:type="dxa"/>
+            <w:tcW w:w="1250" w:type="dxa"/>
           </w:tcPr>
           <w:p>
             <w:r>
@@ -1757,7 +1757,7 @@
         </w:tc>
         <w:tc>
           <w:tcPr>
-            <w:tcW w:w="1680" w:type="dxa"/>
+            <w:tcW w:w="1300" w:type="dxa"/>
           </w:tcPr>
           <w:p>
             <w:r>
@@ -1767,7 +1767,7 @@
         </w:tc>
         <w:tc>
           <w:tcPr>
-            <w:tcW w:w="1680" w:type="dxa"/>
+            <w:tcW w:w="2730" w:type="dxa"/>
           </w:tcPr>
           <w:p>
             <w:r>
@@ -1783,7 +1783,7 @@
         </w:trPr>
         <w:tc>
           <w:tcPr>
-            <w:tcW w:w="1680" w:type="dxa"/>
+            <w:tcW w:w="700" w:type="dxa"/>
           </w:tcPr>
           <w:p>
             <w:r>
@@ -1793,7 +1793,7 @@
         </w:tc>
         <w:tc>
           <w:tcPr>
-            <w:tcW w:w="1680" w:type="dxa"/>
+            <w:tcW w:w="3300" w:type="dxa"/>
           </w:tcPr>
           <w:p>
             <w:r>
@@ -1803,7 +1803,7 @@
         </w:tc>
         <w:tc>
           <w:tcPr>
-            <w:tcW w:w="1680" w:type="dxa"/>
+            <w:tcW w:w="800" w:type="dxa"/>
           </w:tcPr>
           <w:p>
             <w:r>
@@ -1813,7 +1813,7 @@
         </w:tc>
         <w:tc>
           <w:tcPr>
-            <w:tcW w:w="1680" w:type="dxa"/>
+            <w:tcW w:w="1250" w:type="dxa"/>
           </w:tcPr>
           <w:p>
             <w:r>
@@ -1823,7 +1823,7 @@
         </w:tc>
         <w:tc>
           <w:tcPr>
-            <w:tcW w:w="1680" w:type="dxa"/>
+            <w:tcW w:w="1300" w:type="dxa"/>
           </w:tcPr>
           <w:p>
             <w:r>
@@ -1833,7 +1833,7 @@
         </w:tc>
         <w:tc>
           <w:tcPr>
-            <w:tcW w:w="1680" w:type="dxa"/>
+            <w:tcW w:w="2730" w:type="dxa"/>
           </w:tcPr>
           <w:p>
             <w:r>
@@ -1849,7 +1849,7 @@
         </w:trPr>
         <w:tc>
           <w:tcPr>
-            <w:tcW w:w="1680" w:type="dxa"/>
+            <w:tcW w:w="700" w:type="dxa"/>
           </w:tcPr>
           <w:p>
             <w:r>
@@ -1859,7 +1859,7 @@
         </w:tc>
         <w:tc>
           <w:tcPr>
-            <w:tcW w:w="1680" w:type="dxa"/>
+            <w:tcW w:w="3300" w:type="dxa"/>
           </w:tcPr>
           <w:p>
             <w:r>
@@ -1869,7 +1869,7 @@
         </w:tc>
         <w:tc>
           <w:tcPr>
-            <w:tcW w:w="1680" w:type="dxa"/>
+            <w:tcW w:w="800" w:type="dxa"/>
           </w:tcPr>
           <w:p>
             <w:r>
@@ -1879,7 +1879,7 @@
         </w:tc>
         <w:tc>
           <w:tcPr>
-            <w:tcW w:w="1680" w:type="dxa"/>
+            <w:tcW w:w="1250" w:type="dxa"/>
           </w:tcPr>
           <w:p>
             <w:r>
@@ -1889,7 +1889,7 @@
         </w:tc>
         <w:tc>
           <w:tcPr>
-            <w:tcW w:w="1680" w:type="dxa"/>
+            <w:tcW w:w="1300" w:type="dxa"/>
           </w:tcPr>
           <w:p>
             <w:r>
@@ -1899,7 +1899,7 @@
         </w:tc>
         <w:tc>
           <w:tcPr>
-            <w:tcW w:w="1680" w:type="dxa"/>
+            <w:tcW w:w="2730" w:type="dxa"/>
           </w:tcPr>
           <w:p>
             <w:r>
@@ -1915,7 +1915,7 @@
         </w:trPr>
         <w:tc>
           <w:tcPr>
-            <w:tcW w:w="1680" w:type="dxa"/>
+            <w:tcW w:w="700" w:type="dxa"/>
           </w:tcPr>
           <w:p>
             <w:r>
@@ -1925,7 +1925,7 @@
         </w:tc>
         <w:tc>
           <w:tcPr>
-            <w:tcW w:w="1680" w:type="dxa"/>
+            <w:tcW w:w="3300" w:type="dxa"/>
           </w:tcPr>
           <w:p>
             <w:r>
@@ -1935,7 +1935,7 @@
         </w:tc>
         <w:tc>
           <w:tcPr>
-            <w:tcW w:w="1680" w:type="dxa"/>
+            <w:tcW w:w="800" w:type="dxa"/>
           </w:tcPr>
           <w:p>
             <w:r>
@@ -1945,7 +1945,7 @@
         </w:tc>
         <w:tc>
           <w:tcPr>
-            <w:tcW w:w="1680" w:type="dxa"/>
+            <w:tcW w:w="1250" w:type="dxa"/>
           </w:tcPr>
           <w:p>
             <w:r>
@@ -1955,7 +1955,7 @@
         </w:tc>
         <w:tc>
           <w:tcPr>
-            <w:tcW w:w="1680" w:type="dxa"/>
+            <w:tcW w:w="1300" w:type="dxa"/>
           </w:tcPr>
           <w:p>
             <w:r>
@@ -1965,7 +1965,7 @@
         </w:tc>
         <w:tc>
           <w:tcPr>
-            <w:tcW w:w="1680" w:type="dxa"/>
+            <w:tcW w:w="2730" w:type="dxa"/>
           </w:tcPr>
           <w:p>
             <w:r>
@@ -1981,7 +1981,7 @@
         </w:trPr>
         <w:tc>
           <w:tcPr>
-            <w:tcW w:w="1680" w:type="dxa"/>
+            <w:tcW w:w="700" w:type="dxa"/>
           </w:tcPr>
           <w:p>
             <w:r>
@@ -1991,7 +1991,7 @@
         </w:tc>
         <w:tc>
           <w:tcPr>
-            <w:tcW w:w="1680" w:type="dxa"/>
+            <w:tcW w:w="3300" w:type="dxa"/>
           </w:tcPr>
           <w:p>
             <w:r>
@@ -2001,7 +2001,7 @@
         </w:tc>
         <w:tc>
           <w:tcPr>
-            <w:tcW w:w="1680" w:type="dxa"/>
+            <w:tcW w:w="800" w:type="dxa"/>
           </w:tcPr>
           <w:p>
             <w:r>
@@ -2011,7 +2011,7 @@
         </w:tc>
         <w:tc>
           <w:tcPr>
-            <w:tcW w:w="1680" w:type="dxa"/>
+            <w:tcW w:w="1250" w:type="dxa"/>
           </w:tcPr>
           <w:p>
             <w:r>
@@ -2021,7 +2021,7 @@
         </w:tc>
         <w:tc>
           <w:tcPr>
-            <w:tcW w:w="1680" w:type="dxa"/>
+            <w:tcW w:w="1300" w:type="dxa"/>
           </w:tcPr>
           <w:p>
             <w:r>
@@ -2031,7 +2031,7 @@
         </w:tc>
         <w:tc>
           <w:tcPr>
-            <w:tcW w:w="1680" w:type="dxa"/>
+            <w:tcW w:w="2730" w:type="dxa"/>
           </w:tcPr>
           <w:p>
             <w:r>
@@ -2046,7 +2046,7 @@
         </w:trPr>
         <w:tc>
           <w:tcPr>
-            <w:tcW w:w="6720" w:type="dxa"/>
+            <w:tcW w:w="6050" w:type="dxa"/>
             <w:gridSpan w:val="4"/>
           </w:tcPr>
           <w:p>
@@ -2060,7 +2060,7 @@
         </w:tc>
         <w:tc>
           <w:tcPr>
-            <w:tcW w:w="1680" w:type="dxa"/>
+            <w:tcW w:w="1300" w:type="dxa"/>
           </w:tcPr>
           <w:p>
             <w:r>
@@ -2073,7 +2073,7 @@
         </w:tc>
         <w:tc>
           <w:tcPr>
-            <w:tcW w:w="1680" w:type="dxa"/>
+            <w:tcW w:w="2730" w:type="dxa"/>
           </w:tcPr>
           <w:p>
             <w:r>
@@ -2258,9 +2258,9 @@
       <w:r>
         <w:rPr>
           <w:i/>
-          <w:sz w:val="18"/>
+          <w:sz w:val="20"/>
         </w:rPr>
-        <w:t>Figure 3. VisionGuard prototype on a PVC cane. Top: LM393 module, HC-SR04 sensor, Arduino Nano with buzzer and switch. Bottom left: moisture probe at the tip. Bottom right: 18650 cell in its holder. Powered ON, the prototype gives obstacle alerts on battery power.</w:t>
+        <w:t xml:space="preserve">Figure 3. Our VisionGuard prototype on a PVC pipe. Top: LM393 module, HC-SR04 sensor, and Arduino Nano with buzzer and switch. Bottom left: moisture probe at the tip. Bottom right: 18650 battery in its holder. The cane gives obstacle alerts when running on the battery.</w:t>
       </w:r>
     </w:p>
     <w:p>
@@ -2281,7 +2281,7 @@
         <w:pStyle w:val="ListBullet"/>
       </w:pPr>
       <w:r>
-        <w:t xml:space="preserve">Completed: problem study; concept refined from an initial smart-shoe design to a cane (the tip reaches water before the foot, and a shaft-mounted sensor is steadier); component selection; assembly of the cane on a PVC pipe (sensors, Arduino Nano, buzzer, battery and switch soldered and mounted); firmware for ultrasonic ranging, moisture sensing and prioritised alerts written and uploaded.</w:t>
+        <w:t xml:space="preserve">Completed: We studied the problem and first planned a smart shoe, then changed it to a cane, because the cane tip reaches water before the foot does and a sensor on the shaft stays steadier. We chose the parts, mounted the sensors, Arduino Nano, buzzer, battery and switch on a PVC pipe, and soldered the wiring. The code for distance measurement, moisture reading and alerts is written and uploaded.</w:t>
       </w:r>
     </w:p>
     <w:p>
@@ -2289,7 +2289,7 @@
         <w:pStyle w:val="ListBullet"/>
       </w:pPr>
       <w:r>
-        <w:t xml:space="preserve">Demonstrated functionality / preliminary results: on battery power, the buzzer beeps when an obstacle comes within 50 cm, and the beep rate increases as it moves closer (verified by moving a hand or notebook toward the sensor). The water alert (continuous tone) is implemented; dry and wet probe readings are being recorded on the Serial Monitor to calibrate the threshold.</w:t>
+        <w:t xml:space="preserve">Demonstrated functionality / preliminary results: On battery power, the buzzer beeps when an obstacle comes within 50 cm, and it beeps faster as the obstacle moves closer. We checked this by moving a hand and a notebook towards the sensor. The water alert is in the code; we are noting the dry and wet readings on the Serial Monitor to set the threshold.</w:t>
       </w:r>
     </w:p>
     <w:p>
@@ -2297,7 +2297,7 @@
         <w:pStyle w:val="ListBullet"/>
       </w:pPr>
       <w:r>
-        <w:t xml:space="preserve">Challenges or limitations: a single 3.7 V cell feeds the 5V pin directly, with no regulation or low-battery warning; the HC-SR04’s narrow (~15°) cone misses head-level and thin obstacles and drop-offs; the probe detects water only on contact and corrodes over time; the buzzer is hard to hear in traffic; the 50 cm range gives little warning at walking speed.</w:t>
+        <w:t xml:space="preserve">Challenges or limitations: The single 3.7 V cell is connected straight to the 5V pin, so there is no regulation or low-battery warning. The ultrasonic sensor has a narrow beam (about 15°), so it can miss head-level or thin obstacles and steps going down. The probe only senses water when it touches it, and it will corrode over time. The buzzer may be hard to hear in traffic, and 50 cm is a short warning distance.</w:t>
       </w:r>
     </w:p>
     <w:p>
@@ -2305,7 +2305,7 @@
         <w:pStyle w:val="ListBullet"/>
       </w:pPr>
       <w:r>
-        <w:t xml:space="preserve">Next steps before Review 2: calibrate the moisture threshold and extend the obstacle range to about 100 cm; add a vibration motor driven by the IRLZ44N MOSFET; add a 5 V boost converter, charging module and the 1 A fuse; average several readings and space pings at least 60 ms apart (per the HC-SR04 datasheet) to reduce false alerts; tidy the wiring into an enclosure and field-test the cane.</w:t>
+        <w:t xml:space="preserve">Next steps before Review 2: Set the moisture threshold properly and increase the obstacle range to about 100 cm. Add a vibration motor using the IRLZ44N MOSFET. Add a 5 V boost converter, a charging module and the 1 A fuse. Average a few readings and keep at least 60 ms between pings (as the HC-SR04 datasheet suggests) to cut false alerts. Put the wiring in a proper enclosure and test the cane outdoors.</w:t>
       </w:r>
     </w:p>
     <w:p/>
@@ -2528,7 +2528,7 @@
   <w:docDefaults>
     <w:rPrDefault>
       <w:rPr>
-        <w:rFonts w:asciiTheme="minorHAnsi" w:eastAsiaTheme="minorEastAsia" w:hAnsiTheme="minorHAnsi" w:cstheme="minorBidi"/>
+        <w:rFonts w:ascii="Times New Roman" w:hAnsi="Times New Roman" w:cs="Times New Roman" w:eastAsia="Times New Roman"/>
         <w:sz w:val="22"/>
         <w:szCs w:val="22"/>
         <w:lang w:val="en-US" w:eastAsia="en-US" w:bidi="ar-SA"/>
@@ -2914,8 +2914,8 @@
     <w:qFormat/>
     <w:rsid w:val="00FC693F"/>
     <w:rPr>
-      <w:rFonts w:ascii="Calibri" w:hAnsi="Calibri"/>
-      <w:sz w:val="21"/>
+      <w:rFonts w:ascii="Times New Roman" w:hAnsi="Times New Roman" w:cs="Times New Roman" w:eastAsia="Times New Roman"/>
+      <w:sz w:val="24"/>
     </w:rPr>
   </w:style>
   <w:style w:type="paragraph" w:styleId="Heading1">
@@ -2933,10 +2933,10 @@
       <w:outlineLvl w:val="0"/>
     </w:pPr>
     <w:rPr>
-      <w:rFonts w:asciiTheme="majorHAnsi" w:eastAsiaTheme="majorEastAsia" w:hAnsiTheme="majorHAnsi" w:cstheme="majorBidi"/>
+      <w:rFonts w:ascii="Times New Roman" w:hAnsi="Times New Roman" w:cs="Times New Roman" w:eastAsia="Times New Roman"/>
       <w:b/>
       <w:bCs/>
-      <w:color w:val="1F4E79"/>
+      <w:color w:val="000000"/>
       <w:sz w:val="28"/>
       <w:szCs w:val="28"/>
     </w:rPr>
@@ -2957,10 +2957,10 @@
       <w:outlineLvl w:val="1"/>
     </w:pPr>
     <w:rPr>
-      <w:rFonts w:asciiTheme="majorHAnsi" w:eastAsiaTheme="majorEastAsia" w:hAnsiTheme="majorHAnsi" w:cstheme="majorBidi"/>
+      <w:rFonts w:ascii="Times New Roman" w:hAnsi="Times New Roman" w:cs="Times New Roman" w:eastAsia="Times New Roman"/>
       <w:b/>
       <w:bCs/>
-      <w:color w:val="1F4E79"/>
+      <w:color w:val="000000"/>
       <w:sz w:val="26"/>
       <w:szCs w:val="26"/>
     </w:rPr>
@@ -2981,7 +2981,7 @@
       <w:outlineLvl w:val="2"/>
     </w:pPr>
     <w:rPr>
-      <w:rFonts w:asciiTheme="majorHAnsi" w:eastAsiaTheme="majorEastAsia" w:hAnsiTheme="majorHAnsi" w:cstheme="majorBidi"/>
+      <w:rFonts w:ascii="Times New Roman" w:hAnsi="Times New Roman" w:cs="Times New Roman" w:eastAsia="Times New Roman"/>
       <w:b/>
       <w:bCs/>
       <w:color w:val="4F81BD" w:themeColor="accent1"/>
@@ -3004,7 +3004,7 @@
       <w:outlineLvl w:val="3"/>
     </w:pPr>
     <w:rPr>
-      <w:rFonts w:asciiTheme="majorHAnsi" w:eastAsiaTheme="majorEastAsia" w:hAnsiTheme="majorHAnsi" w:cstheme="majorBidi"/>
+      <w:rFonts w:ascii="Times New Roman" w:hAnsi="Times New Roman" w:cs="Times New Roman" w:eastAsia="Times New Roman"/>
       <w:b/>
       <w:bCs/>
       <w:i/>
@@ -3029,7 +3029,7 @@
       <w:outlineLvl w:val="4"/>
     </w:pPr>
     <w:rPr>
-      <w:rFonts w:asciiTheme="majorHAnsi" w:eastAsiaTheme="majorEastAsia" w:hAnsiTheme="majorHAnsi" w:cstheme="majorBidi"/>
+      <w:rFonts w:ascii="Times New Roman" w:hAnsi="Times New Roman" w:cs="Times New Roman" w:eastAsia="Times New Roman"/>
       <w:color w:val="243F60" w:themeColor="accent1" w:themeShade="7F"/>
     </w:rPr>
   </w:style>
@@ -3050,7 +3050,7 @@
       <w:outlineLvl w:val="5"/>
     </w:pPr>
     <w:rPr>
-      <w:rFonts w:asciiTheme="majorHAnsi" w:eastAsiaTheme="majorEastAsia" w:hAnsiTheme="majorHAnsi" w:cstheme="majorBidi"/>
+      <w:rFonts w:ascii="Times New Roman" w:hAnsi="Times New Roman" w:cs="Times New Roman" w:eastAsia="Times New Roman"/>
       <w:i/>
       <w:iCs/>
       <w:color w:val="243F60" w:themeColor="accent1" w:themeShade="7F"/>
@@ -3073,7 +3073,7 @@
       <w:outlineLvl w:val="6"/>
     </w:pPr>
     <w:rPr>
-      <w:rFonts w:asciiTheme="majorHAnsi" w:eastAsiaTheme="majorEastAsia" w:hAnsiTheme="majorHAnsi" w:cstheme="majorBidi"/>
+      <w:rFonts w:ascii="Times New Roman" w:hAnsi="Times New Roman" w:cs="Times New Roman" w:eastAsia="Times New Roman"/>
       <w:i/>
       <w:iCs/>
       <w:color w:val="404040" w:themeColor="text1" w:themeTint="BF"/>
@@ -3096,7 +3096,7 @@
       <w:outlineLvl w:val="7"/>
     </w:pPr>
     <w:rPr>
-      <w:rFonts w:asciiTheme="majorHAnsi" w:eastAsiaTheme="majorEastAsia" w:hAnsiTheme="majorHAnsi" w:cstheme="majorBidi"/>
+      <w:rFonts w:ascii="Times New Roman" w:hAnsi="Times New Roman" w:cs="Times New Roman" w:eastAsia="Times New Roman"/>
       <w:color w:val="4F81BD" w:themeColor="accent1"/>
       <w:sz w:val="20"/>
       <w:szCs w:val="20"/>
@@ -3119,7 +3119,7 @@
       <w:outlineLvl w:val="8"/>
     </w:pPr>
     <w:rPr>
-      <w:rFonts w:asciiTheme="majorHAnsi" w:eastAsiaTheme="majorEastAsia" w:hAnsiTheme="majorHAnsi" w:cstheme="majorBidi"/>
+      <w:rFonts w:ascii="Times New Roman" w:hAnsi="Times New Roman" w:cs="Times New Roman" w:eastAsia="Times New Roman"/>
       <w:i/>
       <w:iCs/>
       <w:color w:val="404040" w:themeColor="text1" w:themeTint="BF"/>
@@ -3214,7 +3214,7 @@
     <w:uiPriority w:val="9"/>
     <w:rsid w:val="00FC693F"/>
     <w:rPr>
-      <w:rFonts w:asciiTheme="majorHAnsi" w:eastAsiaTheme="majorEastAsia" w:hAnsiTheme="majorHAnsi" w:cstheme="majorBidi"/>
+      <w:rFonts w:ascii="Times New Roman" w:hAnsi="Times New Roman" w:cs="Times New Roman" w:eastAsia="Times New Roman"/>
       <w:b/>
       <w:bCs/>
       <w:color w:val="365F91" w:themeColor="accent1" w:themeShade="BF"/>
@@ -3229,7 +3229,7 @@
     <w:uiPriority w:val="9"/>
     <w:rsid w:val="00FC693F"/>
     <w:rPr>
-      <w:rFonts w:asciiTheme="majorHAnsi" w:eastAsiaTheme="majorEastAsia" w:hAnsiTheme="majorHAnsi" w:cstheme="majorBidi"/>
+      <w:rFonts w:ascii="Times New Roman" w:hAnsi="Times New Roman" w:cs="Times New Roman" w:eastAsia="Times New Roman"/>
       <w:b/>
       <w:bCs/>
       <w:color w:val="4F81BD" w:themeColor="accent1"/>
@@ -3244,7 +3244,7 @@
     <w:uiPriority w:val="9"/>
     <w:rsid w:val="00FC693F"/>
     <w:rPr>
-      <w:rFonts w:asciiTheme="majorHAnsi" w:eastAsiaTheme="majorEastAsia" w:hAnsiTheme="majorHAnsi" w:cstheme="majorBidi"/>
+      <w:rFonts w:ascii="Times New Roman" w:hAnsi="Times New Roman" w:cs="Times New Roman" w:eastAsia="Times New Roman"/>
       <w:b/>
       <w:bCs/>
       <w:color w:val="4F81BD" w:themeColor="accent1"/>
@@ -3260,13 +3260,13 @@
     <w:rsid w:val="00FC693F"/>
     <w:pPr>
       <w:pBdr>
-        <w:bottom w:val="single" w:sz="8" w:space="4" w:color="4F81BD" w:themeColor="accent1"/>
+        <w:bottom w:val="single" w:sz="8" w:space="4" w:color="000000"/>
       </w:pBdr>
       <w:spacing w:after="300" w:line="240" w:lineRule="auto"/>
       <w:contextualSpacing/>
     </w:pPr>
     <w:rPr>
-      <w:rFonts w:asciiTheme="majorHAnsi" w:eastAsiaTheme="majorEastAsia" w:hAnsiTheme="majorHAnsi" w:cstheme="majorBidi"/>
+      <w:rFonts w:ascii="Times New Roman" w:hAnsi="Times New Roman" w:cs="Times New Roman" w:eastAsia="Times New Roman"/>
       <w:b/>
       <w:color w:val="17365D" w:themeColor="text2" w:themeShade="BF"/>
       <w:spacing w:val="5"/>
@@ -3282,7 +3282,7 @@
     <w:uiPriority w:val="10"/>
     <w:rsid w:val="00FC693F"/>
     <w:rPr>
-      <w:rFonts w:asciiTheme="majorHAnsi" w:eastAsiaTheme="majorEastAsia" w:hAnsiTheme="majorHAnsi" w:cstheme="majorBidi"/>
+      <w:rFonts w:ascii="Times New Roman" w:hAnsi="Times New Roman" w:cs="Times New Roman" w:eastAsia="Times New Roman"/>
       <w:color w:val="17365D" w:themeColor="text2" w:themeShade="BF"/>
       <w:spacing w:val="5"/>
       <w:kern w:val="28"/>
@@ -3304,7 +3304,7 @@
       </w:numPr>
     </w:pPr>
     <w:rPr>
-      <w:rFonts w:asciiTheme="majorHAnsi" w:eastAsiaTheme="majorEastAsia" w:hAnsiTheme="majorHAnsi" w:cstheme="majorBidi"/>
+      <w:rFonts w:ascii="Times New Roman" w:hAnsi="Times New Roman" w:cs="Times New Roman" w:eastAsia="Times New Roman"/>
       <w:i/>
       <w:iCs/>
       <w:color w:val="4F81BD" w:themeColor="accent1"/>
@@ -3320,7 +3320,7 @@
     <w:uiPriority w:val="11"/>
     <w:rsid w:val="00FC693F"/>
     <w:rPr>
-      <w:rFonts w:asciiTheme="majorHAnsi" w:eastAsiaTheme="majorEastAsia" w:hAnsiTheme="majorHAnsi" w:cstheme="majorBidi"/>
+      <w:rFonts w:ascii="Times New Roman" w:hAnsi="Times New Roman" w:cs="Times New Roman" w:eastAsia="Times New Roman"/>
       <w:i/>
       <w:iCs/>
       <w:color w:val="4F81BD" w:themeColor="accent1"/>
@@ -3567,7 +3567,7 @@
       </w:tabs>
     </w:pPr>
     <w:rPr>
-      <w:rFonts w:ascii="Courier" w:hAnsi="Courier"/>
+      <w:rFonts w:ascii="Times New Roman" w:hAnsi="Times New Roman" w:cs="Times New Roman" w:eastAsia="Times New Roman"/>
       <w:sz w:val="20"/>
       <w:szCs w:val="20"/>
     </w:rPr>
@@ -3579,7 +3579,7 @@
     <w:uiPriority w:val="99"/>
     <w:rsid w:val="0029639D"/>
     <w:rPr>
-      <w:rFonts w:ascii="Courier" w:hAnsi="Courier"/>
+      <w:rFonts w:ascii="Times New Roman" w:hAnsi="Times New Roman" w:cs="Times New Roman" w:eastAsia="Times New Roman"/>
       <w:sz w:val="20"/>
       <w:szCs w:val="20"/>
     </w:rPr>
@@ -3618,7 +3618,7 @@
     <w:semiHidden/>
     <w:rsid w:val="00FC693F"/>
     <w:rPr>
-      <w:rFonts w:asciiTheme="majorHAnsi" w:eastAsiaTheme="majorEastAsia" w:hAnsiTheme="majorHAnsi" w:cstheme="majorBidi"/>
+      <w:rFonts w:ascii="Times New Roman" w:hAnsi="Times New Roman" w:cs="Times New Roman" w:eastAsia="Times New Roman"/>
       <w:b/>
       <w:bCs/>
       <w:i/>
@@ -3634,7 +3634,7 @@
     <w:semiHidden/>
     <w:rsid w:val="00FC693F"/>
     <w:rPr>
-      <w:rFonts w:asciiTheme="majorHAnsi" w:eastAsiaTheme="majorEastAsia" w:hAnsiTheme="majorHAnsi" w:cstheme="majorBidi"/>
+      <w:rFonts w:ascii="Times New Roman" w:hAnsi="Times New Roman" w:cs="Times New Roman" w:eastAsia="Times New Roman"/>
       <w:color w:val="243F60" w:themeColor="accent1" w:themeShade="7F"/>
     </w:rPr>
   </w:style>
@@ -3646,7 +3646,7 @@
     <w:semiHidden/>
     <w:rsid w:val="00FC693F"/>
     <w:rPr>
-      <w:rFonts w:asciiTheme="majorHAnsi" w:eastAsiaTheme="majorEastAsia" w:hAnsiTheme="majorHAnsi" w:cstheme="majorBidi"/>
+      <w:rFonts w:ascii="Times New Roman" w:hAnsi="Times New Roman" w:cs="Times New Roman" w:eastAsia="Times New Roman"/>
       <w:i/>
       <w:iCs/>
       <w:color w:val="243F60" w:themeColor="accent1" w:themeShade="7F"/>
@@ -3660,7 +3660,7 @@
     <w:semiHidden/>
     <w:rsid w:val="00FC693F"/>
     <w:rPr>
-      <w:rFonts w:asciiTheme="majorHAnsi" w:eastAsiaTheme="majorEastAsia" w:hAnsiTheme="majorHAnsi" w:cstheme="majorBidi"/>
+      <w:rFonts w:ascii="Times New Roman" w:hAnsi="Times New Roman" w:cs="Times New Roman" w:eastAsia="Times New Roman"/>
       <w:i/>
       <w:iCs/>
       <w:color w:val="404040" w:themeColor="text1" w:themeTint="BF"/>
@@ -3674,7 +3674,7 @@
     <w:semiHidden/>
     <w:rsid w:val="00FC693F"/>
     <w:rPr>
-      <w:rFonts w:asciiTheme="majorHAnsi" w:eastAsiaTheme="majorEastAsia" w:hAnsiTheme="majorHAnsi" w:cstheme="majorBidi"/>
+      <w:rFonts w:ascii="Times New Roman" w:hAnsi="Times New Roman" w:cs="Times New Roman" w:eastAsia="Times New Roman"/>
       <w:color w:val="4F81BD" w:themeColor="accent1"/>
       <w:sz w:val="20"/>
       <w:szCs w:val="20"/>
@@ -3688,7 +3688,7 @@
     <w:semiHidden/>
     <w:rsid w:val="00FC693F"/>
     <w:rPr>
-      <w:rFonts w:asciiTheme="majorHAnsi" w:eastAsiaTheme="majorEastAsia" w:hAnsiTheme="majorHAnsi" w:cstheme="majorBidi"/>
+      <w:rFonts w:ascii="Times New Roman" w:hAnsi="Times New Roman" w:cs="Times New Roman" w:eastAsia="Times New Roman"/>
       <w:i/>
       <w:iCs/>
       <w:color w:val="404040" w:themeColor="text1" w:themeTint="BF"/>
@@ -3748,7 +3748,7 @@
     <w:rsid w:val="00FC693F"/>
     <w:pPr>
       <w:pBdr>
-        <w:bottom w:val="single" w:sz="4" w:space="4" w:color="4F81BD" w:themeColor="accent1"/>
+        <w:bottom w:val="single" w:sz="4" w:space="4" w:color="000000"/>
       </w:pBdr>
       <w:spacing w:before="200" w:after="280"/>
       <w:ind w:left="936" w:right="936"/>
@@ -3984,8 +3984,8 @@
       <w:tblStyleRowBandSize w:val="1"/>
       <w:tblStyleColBandSize w:val="1"/>
       <w:tblBorders>
-        <w:top w:val="single" w:sz="8" w:space="0" w:color="4F81BD" w:themeColor="accent1"/>
-        <w:bottom w:val="single" w:sz="8" w:space="0" w:color="4F81BD" w:themeColor="accent1"/>
+        <w:top w:val="single" w:sz="8" w:space="0" w:color="000000"/>
+        <w:bottom w:val="single" w:sz="8" w:space="0" w:color="000000"/>
       </w:tblBorders>
     </w:tblPr>
     <w:tblStylePr w:type="firstRow">
@@ -3999,9 +3999,9 @@
       <w:tblPr/>
       <w:tcPr>
         <w:tcBorders>
-          <w:top w:val="single" w:sz="8" w:space="0" w:color="4F81BD" w:themeColor="accent1"/>
-          <w:left w:val="nil"/>
-          <w:bottom w:val="single" w:sz="8" w:space="0" w:color="4F81BD" w:themeColor="accent1"/>
+          <w:top w:val="single" w:sz="8" w:space="0" w:color="000000"/>
+          <w:left w:val="nil"/>
+          <w:bottom w:val="single" w:sz="8" w:space="0" w:color="000000"/>
           <w:right w:val="nil"/>
           <w:insideH w:val="nil"/>
           <w:insideV w:val="nil"/>
@@ -4019,9 +4019,9 @@
       <w:tblPr/>
       <w:tcPr>
         <w:tcBorders>
-          <w:top w:val="single" w:sz="8" w:space="0" w:color="4F81BD" w:themeColor="accent1"/>
-          <w:left w:val="nil"/>
-          <w:bottom w:val="single" w:sz="8" w:space="0" w:color="4F81BD" w:themeColor="accent1"/>
+          <w:top w:val="single" w:sz="8" w:space="0" w:color="000000"/>
+          <w:left w:val="nil"/>
+          <w:bottom w:val="single" w:sz="8" w:space="0" w:color="000000"/>
           <w:right w:val="nil"/>
           <w:insideH w:val="nil"/>
           <w:insideV w:val="nil"/>
@@ -4642,10 +4642,10 @@
       <w:tblStyleRowBandSize w:val="1"/>
       <w:tblStyleColBandSize w:val="1"/>
       <w:tblBorders>
-        <w:top w:val="single" w:sz="8" w:space="0" w:color="4F81BD" w:themeColor="accent1"/>
-        <w:left w:val="single" w:sz="8" w:space="0" w:color="4F81BD" w:themeColor="accent1"/>
-        <w:bottom w:val="single" w:sz="8" w:space="0" w:color="4F81BD" w:themeColor="accent1"/>
-        <w:right w:val="single" w:sz="8" w:space="0" w:color="4F81BD" w:themeColor="accent1"/>
+        <w:top w:val="single" w:sz="8" w:space="0" w:color="000000"/>
+        <w:left w:val="single" w:sz="8" w:space="0" w:color="000000"/>
+        <w:bottom w:val="single" w:sz="8" w:space="0" w:color="000000"/>
+        <w:right w:val="single" w:sz="8" w:space="0" w:color="000000"/>
       </w:tblBorders>
     </w:tblPr>
     <w:tblStylePr w:type="firstRow">
@@ -4673,10 +4673,10 @@
       <w:tblPr/>
       <w:tcPr>
         <w:tcBorders>
-          <w:top w:val="double" w:sz="6" w:space="0" w:color="4F81BD" w:themeColor="accent1"/>
-          <w:left w:val="single" w:sz="8" w:space="0" w:color="4F81BD" w:themeColor="accent1"/>
-          <w:bottom w:val="single" w:sz="8" w:space="0" w:color="4F81BD" w:themeColor="accent1"/>
-          <w:right w:val="single" w:sz="8" w:space="0" w:color="4F81BD" w:themeColor="accent1"/>
+          <w:top w:val="double" w:sz="6" w:space="0" w:color="000000"/>
+          <w:left w:val="single" w:sz="8" w:space="0" w:color="000000"/>
+          <w:bottom w:val="single" w:sz="8" w:space="0" w:color="000000"/>
+          <w:right w:val="single" w:sz="8" w:space="0" w:color="000000"/>
         </w:tcBorders>
       </w:tcPr>
     </w:tblStylePr>
@@ -4696,10 +4696,10 @@
       <w:tblPr/>
       <w:tcPr>
         <w:tcBorders>
-          <w:top w:val="single" w:sz="8" w:space="0" w:color="4F81BD" w:themeColor="accent1"/>
-          <w:left w:val="single" w:sz="8" w:space="0" w:color="4F81BD" w:themeColor="accent1"/>
-          <w:bottom w:val="single" w:sz="8" w:space="0" w:color="4F81BD" w:themeColor="accent1"/>
-          <w:right w:val="single" w:sz="8" w:space="0" w:color="4F81BD" w:themeColor="accent1"/>
+          <w:top w:val="single" w:sz="8" w:space="0" w:color="000000"/>
+          <w:left w:val="single" w:sz="8" w:space="0" w:color="000000"/>
+          <w:bottom w:val="single" w:sz="8" w:space="0" w:color="000000"/>
+          <w:right w:val="single" w:sz="8" w:space="0" w:color="000000"/>
         </w:tcBorders>
       </w:tcPr>
     </w:tblStylePr>
@@ -4707,10 +4707,10 @@
       <w:tblPr/>
       <w:tcPr>
         <w:tcBorders>
-          <w:top w:val="single" w:sz="8" w:space="0" w:color="4F81BD" w:themeColor="accent1"/>
-          <w:left w:val="single" w:sz="8" w:space="0" w:color="4F81BD" w:themeColor="accent1"/>
-          <w:bottom w:val="single" w:sz="8" w:space="0" w:color="4F81BD" w:themeColor="accent1"/>
-          <w:right w:val="single" w:sz="8" w:space="0" w:color="4F81BD" w:themeColor="accent1"/>
+          <w:top w:val="single" w:sz="8" w:space="0" w:color="000000"/>
+          <w:left w:val="single" w:sz="8" w:space="0" w:color="000000"/>
+          <w:bottom w:val="single" w:sz="8" w:space="0" w:color="000000"/>
+          <w:right w:val="single" w:sz="8" w:space="0" w:color="000000"/>
         </w:tcBorders>
       </w:tcPr>
     </w:tblStylePr>
@@ -5165,7 +5165,7 @@
         <w:spacing w:before="0" w:after="0" w:line="240" w:lineRule="auto"/>
       </w:pPr>
       <w:rPr>
-        <w:rFonts w:asciiTheme="majorHAnsi" w:eastAsiaTheme="majorEastAsia" w:hAnsiTheme="majorHAnsi" w:cstheme="majorBidi"/>
+        <w:rFonts w:ascii="Times New Roman" w:hAnsi="Times New Roman" w:cs="Times New Roman" w:eastAsia="Times New Roman"/>
         <w:b/>
         <w:bCs/>
       </w:rPr>
@@ -5186,7 +5186,7 @@
         <w:spacing w:before="0" w:after="0" w:line="240" w:lineRule="auto"/>
       </w:pPr>
       <w:rPr>
-        <w:rFonts w:asciiTheme="majorHAnsi" w:eastAsiaTheme="majorEastAsia" w:hAnsiTheme="majorHAnsi" w:cstheme="majorBidi"/>
+        <w:rFonts w:ascii="Times New Roman" w:hAnsi="Times New Roman" w:cs="Times New Roman" w:eastAsia="Times New Roman"/>
         <w:b/>
         <w:bCs/>
       </w:rPr>
@@ -5204,14 +5204,14 @@
     </w:tblStylePr>
     <w:tblStylePr w:type="firstCol">
       <w:rPr>
-        <w:rFonts w:asciiTheme="majorHAnsi" w:eastAsiaTheme="majorEastAsia" w:hAnsiTheme="majorHAnsi" w:cstheme="majorBidi"/>
+        <w:rFonts w:ascii="Times New Roman" w:hAnsi="Times New Roman" w:cs="Times New Roman" w:eastAsia="Times New Roman"/>
         <w:b/>
         <w:bCs/>
       </w:rPr>
     </w:tblStylePr>
     <w:tblStylePr w:type="lastCol">
       <w:rPr>
-        <w:rFonts w:asciiTheme="majorHAnsi" w:eastAsiaTheme="majorEastAsia" w:hAnsiTheme="majorHAnsi" w:cstheme="majorBidi"/>
+        <w:rFonts w:ascii="Times New Roman" w:hAnsi="Times New Roman" w:cs="Times New Roman" w:eastAsia="Times New Roman"/>
         <w:b/>
         <w:bCs/>
       </w:rPr>
@@ -5275,12 +5275,12 @@
       <w:tblStyleRowBandSize w:val="1"/>
       <w:tblStyleColBandSize w:val="1"/>
       <w:tblBorders>
-        <w:top w:val="single" w:sz="8" w:space="0" w:color="4F81BD" w:themeColor="accent1"/>
-        <w:left w:val="single" w:sz="8" w:space="0" w:color="4F81BD" w:themeColor="accent1"/>
-        <w:bottom w:val="single" w:sz="8" w:space="0" w:color="4F81BD" w:themeColor="accent1"/>
-        <w:right w:val="single" w:sz="8" w:space="0" w:color="4F81BD" w:themeColor="accent1"/>
-        <w:insideH w:val="single" w:sz="8" w:space="0" w:color="4F81BD" w:themeColor="accent1"/>
-        <w:insideV w:val="single" w:sz="8" w:space="0" w:color="4F81BD" w:themeColor="accent1"/>
+        <w:top w:val="single" w:sz="8" w:space="0" w:color="000000"/>
+        <w:left w:val="single" w:sz="8" w:space="0" w:color="000000"/>
+        <w:bottom w:val="single" w:sz="8" w:space="0" w:color="000000"/>
+        <w:right w:val="single" w:sz="8" w:space="0" w:color="000000"/>
+        <w:insideH w:val="single" w:sz="8" w:space="0" w:color="000000"/>
+        <w:insideV w:val="single" w:sz="8" w:space="0" w:color="000000"/>
       </w:tblBorders>
     </w:tblPr>
     <w:tblStylePr w:type="firstRow">
@@ -5288,19 +5288,19 @@
         <w:spacing w:before="0" w:after="0" w:line="240" w:lineRule="auto"/>
       </w:pPr>
       <w:rPr>
-        <w:rFonts w:asciiTheme="majorHAnsi" w:eastAsiaTheme="majorEastAsia" w:hAnsiTheme="majorHAnsi" w:cstheme="majorBidi"/>
-        <w:b/>
-        <w:bCs/>
-      </w:rPr>
-      <w:tblPr/>
-      <w:tcPr>
-        <w:tcBorders>
-          <w:top w:val="single" w:sz="8" w:space="0" w:color="4F81BD" w:themeColor="accent1"/>
-          <w:left w:val="single" w:sz="8" w:space="0" w:color="4F81BD" w:themeColor="accent1"/>
-          <w:bottom w:val="single" w:sz="18" w:space="0" w:color="4F81BD" w:themeColor="accent1"/>
-          <w:right w:val="single" w:sz="8" w:space="0" w:color="4F81BD" w:themeColor="accent1"/>
-          <w:insideH w:val="nil"/>
-          <w:insideV w:val="single" w:sz="8" w:space="0" w:color="4F81BD" w:themeColor="accent1"/>
+        <w:rFonts w:ascii="Times New Roman" w:hAnsi="Times New Roman" w:cs="Times New Roman" w:eastAsia="Times New Roman"/>
+        <w:b/>
+        <w:bCs/>
+      </w:rPr>
+      <w:tblPr/>
+      <w:tcPr>
+        <w:tcBorders>
+          <w:top w:val="single" w:sz="8" w:space="0" w:color="000000"/>
+          <w:left w:val="single" w:sz="8" w:space="0" w:color="000000"/>
+          <w:bottom w:val="single" w:sz="18" w:space="0" w:color="000000"/>
+          <w:right w:val="single" w:sz="8" w:space="0" w:color="000000"/>
+          <w:insideH w:val="nil"/>
+          <w:insideV w:val="single" w:sz="8" w:space="0" w:color="000000"/>
         </w:tcBorders>
       </w:tcPr>
     </w:tblStylePr>
@@ -5309,42 +5309,42 @@
         <w:spacing w:before="0" w:after="0" w:line="240" w:lineRule="auto"/>
       </w:pPr>
       <w:rPr>
-        <w:rFonts w:asciiTheme="majorHAnsi" w:eastAsiaTheme="majorEastAsia" w:hAnsiTheme="majorHAnsi" w:cstheme="majorBidi"/>
-        <w:b/>
-        <w:bCs/>
-      </w:rPr>
-      <w:tblPr/>
-      <w:tcPr>
-        <w:tcBorders>
-          <w:top w:val="double" w:sz="6" w:space="0" w:color="4F81BD" w:themeColor="accent1"/>
-          <w:left w:val="single" w:sz="8" w:space="0" w:color="4F81BD" w:themeColor="accent1"/>
-          <w:bottom w:val="single" w:sz="8" w:space="0" w:color="4F81BD" w:themeColor="accent1"/>
-          <w:right w:val="single" w:sz="8" w:space="0" w:color="4F81BD" w:themeColor="accent1"/>
-          <w:insideH w:val="nil"/>
-          <w:insideV w:val="single" w:sz="8" w:space="0" w:color="4F81BD" w:themeColor="accent1"/>
+        <w:rFonts w:ascii="Times New Roman" w:hAnsi="Times New Roman" w:cs="Times New Roman" w:eastAsia="Times New Roman"/>
+        <w:b/>
+        <w:bCs/>
+      </w:rPr>
+      <w:tblPr/>
+      <w:tcPr>
+        <w:tcBorders>
+          <w:top w:val="double" w:sz="6" w:space="0" w:color="000000"/>
+          <w:left w:val="single" w:sz="8" w:space="0" w:color="000000"/>
+          <w:bottom w:val="single" w:sz="8" w:space="0" w:color="000000"/>
+          <w:right w:val="single" w:sz="8" w:space="0" w:color="000000"/>
+          <w:insideH w:val="nil"/>
+          <w:insideV w:val="single" w:sz="8" w:space="0" w:color="000000"/>
         </w:tcBorders>
       </w:tcPr>
     </w:tblStylePr>
     <w:tblStylePr w:type="firstCol">
       <w:rPr>
-        <w:rFonts w:asciiTheme="majorHAnsi" w:eastAsiaTheme="majorEastAsia" w:hAnsiTheme="majorHAnsi" w:cstheme="majorBidi"/>
+        <w:rFonts w:ascii="Times New Roman" w:hAnsi="Times New Roman" w:cs="Times New Roman" w:eastAsia="Times New Roman"/>
         <w:b/>
         <w:bCs/>
       </w:rPr>
     </w:tblStylePr>
     <w:tblStylePr w:type="lastCol">
       <w:rPr>
-        <w:rFonts w:asciiTheme="majorHAnsi" w:eastAsiaTheme="majorEastAsia" w:hAnsiTheme="majorHAnsi" w:cstheme="majorBidi"/>
-        <w:b/>
-        <w:bCs/>
-      </w:rPr>
-      <w:tblPr/>
-      <w:tcPr>
-        <w:tcBorders>
-          <w:top w:val="single" w:sz="8" w:space="0" w:color="4F81BD" w:themeColor="accent1"/>
-          <w:left w:val="single" w:sz="8" w:space="0" w:color="4F81BD" w:themeColor="accent1"/>
-          <w:bottom w:val="single" w:sz="8" w:space="0" w:color="4F81BD" w:themeColor="accent1"/>
-          <w:right w:val="single" w:sz="8" w:space="0" w:color="4F81BD" w:themeColor="accent1"/>
+        <w:rFonts w:ascii="Times New Roman" w:hAnsi="Times New Roman" w:cs="Times New Roman" w:eastAsia="Times New Roman"/>
+        <w:b/>
+        <w:bCs/>
+      </w:rPr>
+      <w:tblPr/>
+      <w:tcPr>
+        <w:tcBorders>
+          <w:top w:val="single" w:sz="8" w:space="0" w:color="000000"/>
+          <w:left w:val="single" w:sz="8" w:space="0" w:color="000000"/>
+          <w:bottom w:val="single" w:sz="8" w:space="0" w:color="000000"/>
+          <w:right w:val="single" w:sz="8" w:space="0" w:color="000000"/>
         </w:tcBorders>
       </w:tcPr>
     </w:tblStylePr>
@@ -5352,10 +5352,10 @@
       <w:tblPr/>
       <w:tcPr>
         <w:tcBorders>
-          <w:top w:val="single" w:sz="8" w:space="0" w:color="4F81BD" w:themeColor="accent1"/>
-          <w:left w:val="single" w:sz="8" w:space="0" w:color="4F81BD" w:themeColor="accent1"/>
-          <w:bottom w:val="single" w:sz="8" w:space="0" w:color="4F81BD" w:themeColor="accent1"/>
-          <w:right w:val="single" w:sz="8" w:space="0" w:color="4F81BD" w:themeColor="accent1"/>
+          <w:top w:val="single" w:sz="8" w:space="0" w:color="000000"/>
+          <w:left w:val="single" w:sz="8" w:space="0" w:color="000000"/>
+          <w:bottom w:val="single" w:sz="8" w:space="0" w:color="000000"/>
+          <w:right w:val="single" w:sz="8" w:space="0" w:color="000000"/>
         </w:tcBorders>
         <w:shd w:val="clear" w:color="auto" w:fill="D3DFEE" w:themeFill="accent1" w:themeFillTint="3F"/>
       </w:tcPr>
@@ -5364,11 +5364,11 @@
       <w:tblPr/>
       <w:tcPr>
         <w:tcBorders>
-          <w:top w:val="single" w:sz="8" w:space="0" w:color="4F81BD" w:themeColor="accent1"/>
-          <w:left w:val="single" w:sz="8" w:space="0" w:color="4F81BD" w:themeColor="accent1"/>
-          <w:bottom w:val="single" w:sz="8" w:space="0" w:color="4F81BD" w:themeColor="accent1"/>
-          <w:right w:val="single" w:sz="8" w:space="0" w:color="4F81BD" w:themeColor="accent1"/>
-          <w:insideV w:val="single" w:sz="8" w:space="0" w:color="4F81BD" w:themeColor="accent1"/>
+          <w:top w:val="single" w:sz="8" w:space="0" w:color="000000"/>
+          <w:left w:val="single" w:sz="8" w:space="0" w:color="000000"/>
+          <w:bottom w:val="single" w:sz="8" w:space="0" w:color="000000"/>
+          <w:right w:val="single" w:sz="8" w:space="0" w:color="000000"/>
+          <w:insideV w:val="single" w:sz="8" w:space="0" w:color="000000"/>
         </w:tcBorders>
         <w:shd w:val="clear" w:color="auto" w:fill="D3DFEE" w:themeFill="accent1" w:themeFillTint="3F"/>
       </w:tcPr>
@@ -5377,11 +5377,11 @@
       <w:tblPr/>
       <w:tcPr>
         <w:tcBorders>
-          <w:top w:val="single" w:sz="8" w:space="0" w:color="4F81BD" w:themeColor="accent1"/>
-          <w:left w:val="single" w:sz="8" w:space="0" w:color="4F81BD" w:themeColor="accent1"/>
-          <w:bottom w:val="single" w:sz="8" w:space="0" w:color="4F81BD" w:themeColor="accent1"/>
-          <w:right w:val="single" w:sz="8" w:space="0" w:color="4F81BD" w:themeColor="accent1"/>
-          <w:insideV w:val="single" w:sz="8" w:space="0" w:color="4F81BD" w:themeColor="accent1"/>
+          <w:top w:val="single" w:sz="8" w:space="0" w:color="000000"/>
+          <w:left w:val="single" w:sz="8" w:space="0" w:color="000000"/>
+          <w:bottom w:val="single" w:sz="8" w:space="0" w:color="000000"/>
+          <w:right w:val="single" w:sz="8" w:space="0" w:color="000000"/>
+          <w:insideV w:val="single" w:sz="8" w:space="0" w:color="000000"/>
         </w:tcBorders>
       </w:tcPr>
     </w:tblStylePr>
@@ -5411,7 +5411,7 @@
         <w:spacing w:before="0" w:after="0" w:line="240" w:lineRule="auto"/>
       </w:pPr>
       <w:rPr>
-        <w:rFonts w:asciiTheme="majorHAnsi" w:eastAsiaTheme="majorEastAsia" w:hAnsiTheme="majorHAnsi" w:cstheme="majorBidi"/>
+        <w:rFonts w:ascii="Times New Roman" w:hAnsi="Times New Roman" w:cs="Times New Roman" w:eastAsia="Times New Roman"/>
         <w:b/>
         <w:bCs/>
       </w:rPr>
@@ -5432,7 +5432,7 @@
         <w:spacing w:before="0" w:after="0" w:line="240" w:lineRule="auto"/>
       </w:pPr>
       <w:rPr>
-        <w:rFonts w:asciiTheme="majorHAnsi" w:eastAsiaTheme="majorEastAsia" w:hAnsiTheme="majorHAnsi" w:cstheme="majorBidi"/>
+        <w:rFonts w:ascii="Times New Roman" w:hAnsi="Times New Roman" w:cs="Times New Roman" w:eastAsia="Times New Roman"/>
         <w:b/>
         <w:bCs/>
       </w:rPr>
@@ -5450,14 +5450,14 @@
     </w:tblStylePr>
     <w:tblStylePr w:type="firstCol">
       <w:rPr>
-        <w:rFonts w:asciiTheme="majorHAnsi" w:eastAsiaTheme="majorEastAsia" w:hAnsiTheme="majorHAnsi" w:cstheme="majorBidi"/>
+        <w:rFonts w:ascii="Times New Roman" w:hAnsi="Times New Roman" w:cs="Times New Roman" w:eastAsia="Times New Roman"/>
         <w:b/>
         <w:bCs/>
       </w:rPr>
     </w:tblStylePr>
     <w:tblStylePr w:type="lastCol">
       <w:rPr>
-        <w:rFonts w:asciiTheme="majorHAnsi" w:eastAsiaTheme="majorEastAsia" w:hAnsiTheme="majorHAnsi" w:cstheme="majorBidi"/>
+        <w:rFonts w:ascii="Times New Roman" w:hAnsi="Times New Roman" w:cs="Times New Roman" w:eastAsia="Times New Roman"/>
         <w:b/>
         <w:bCs/>
       </w:rPr>
@@ -5534,7 +5534,7 @@
         <w:spacing w:before="0" w:after="0" w:line="240" w:lineRule="auto"/>
       </w:pPr>
       <w:rPr>
-        <w:rFonts w:asciiTheme="majorHAnsi" w:eastAsiaTheme="majorEastAsia" w:hAnsiTheme="majorHAnsi" w:cstheme="majorBidi"/>
+        <w:rFonts w:ascii="Times New Roman" w:hAnsi="Times New Roman" w:cs="Times New Roman" w:eastAsia="Times New Roman"/>
         <w:b/>
         <w:bCs/>
       </w:rPr>
@@ -5555,7 +5555,7 @@
         <w:spacing w:before="0" w:after="0" w:line="240" w:lineRule="auto"/>
       </w:pPr>
       <w:rPr>
-        <w:rFonts w:asciiTheme="majorHAnsi" w:eastAsiaTheme="majorEastAsia" w:hAnsiTheme="majorHAnsi" w:cstheme="majorBidi"/>
+        <w:rFonts w:ascii="Times New Roman" w:hAnsi="Times New Roman" w:cs="Times New Roman" w:eastAsia="Times New Roman"/>
         <w:b/>
         <w:bCs/>
       </w:rPr>
@@ -5573,14 +5573,14 @@
     </w:tblStylePr>
     <w:tblStylePr w:type="firstCol">
       <w:rPr>
-        <w:rFonts w:asciiTheme="majorHAnsi" w:eastAsiaTheme="majorEastAsia" w:hAnsiTheme="majorHAnsi" w:cstheme="majorBidi"/>
+        <w:rFonts w:ascii="Times New Roman" w:hAnsi="Times New Roman" w:cs="Times New Roman" w:eastAsia="Times New Roman"/>
         <w:b/>
         <w:bCs/>
       </w:rPr>
     </w:tblStylePr>
     <w:tblStylePr w:type="lastCol">
       <w:rPr>
-        <w:rFonts w:asciiTheme="majorHAnsi" w:eastAsiaTheme="majorEastAsia" w:hAnsiTheme="majorHAnsi" w:cstheme="majorBidi"/>
+        <w:rFonts w:ascii="Times New Roman" w:hAnsi="Times New Roman" w:cs="Times New Roman" w:eastAsia="Times New Roman"/>
         <w:b/>
         <w:bCs/>
       </w:rPr>
@@ -5657,7 +5657,7 @@
         <w:spacing w:before="0" w:after="0" w:line="240" w:lineRule="auto"/>
       </w:pPr>
       <w:rPr>
-        <w:rFonts w:asciiTheme="majorHAnsi" w:eastAsiaTheme="majorEastAsia" w:hAnsiTheme="majorHAnsi" w:cstheme="majorBidi"/>
+        <w:rFonts w:ascii="Times New Roman" w:hAnsi="Times New Roman" w:cs="Times New Roman" w:eastAsia="Times New Roman"/>
         <w:b/>
         <w:bCs/>
       </w:rPr>
@@ -5678,7 +5678,7 @@
         <w:spacing w:before="0" w:after="0" w:line="240" w:lineRule="auto"/>
       </w:pPr>
       <w:rPr>
-        <w:rFonts w:asciiTheme="majorHAnsi" w:eastAsiaTheme="majorEastAsia" w:hAnsiTheme="majorHAnsi" w:cstheme="majorBidi"/>
+        <w:rFonts w:ascii="Times New Roman" w:hAnsi="Times New Roman" w:cs="Times New Roman" w:eastAsia="Times New Roman"/>
         <w:b/>
         <w:bCs/>
       </w:rPr>
@@ -5696,14 +5696,14 @@
     </w:tblStylePr>
     <w:tblStylePr w:type="firstCol">
       <w:rPr>
-        <w:rFonts w:asciiTheme="majorHAnsi" w:eastAsiaTheme="majorEastAsia" w:hAnsiTheme="majorHAnsi" w:cstheme="majorBidi"/>
+        <w:rFonts w:ascii="Times New Roman" w:hAnsi="Times New Roman" w:cs="Times New Roman" w:eastAsia="Times New Roman"/>
         <w:b/>
         <w:bCs/>
       </w:rPr>
     </w:tblStylePr>
     <w:tblStylePr w:type="lastCol">
       <w:rPr>
-        <w:rFonts w:asciiTheme="majorHAnsi" w:eastAsiaTheme="majorEastAsia" w:hAnsiTheme="majorHAnsi" w:cstheme="majorBidi"/>
+        <w:rFonts w:ascii="Times New Roman" w:hAnsi="Times New Roman" w:cs="Times New Roman" w:eastAsia="Times New Roman"/>
         <w:b/>
         <w:bCs/>
       </w:rPr>
@@ -5780,7 +5780,7 @@
         <w:spacing w:before="0" w:after="0" w:line="240" w:lineRule="auto"/>
       </w:pPr>
       <w:rPr>
-        <w:rFonts w:asciiTheme="majorHAnsi" w:eastAsiaTheme="majorEastAsia" w:hAnsiTheme="majorHAnsi" w:cstheme="majorBidi"/>
+        <w:rFonts w:ascii="Times New Roman" w:hAnsi="Times New Roman" w:cs="Times New Roman" w:eastAsia="Times New Roman"/>
         <w:b/>
         <w:bCs/>
       </w:rPr>
@@ -5801,7 +5801,7 @@
         <w:spacing w:before="0" w:after="0" w:line="240" w:lineRule="auto"/>
       </w:pPr>
       <w:rPr>
-        <w:rFonts w:asciiTheme="majorHAnsi" w:eastAsiaTheme="majorEastAsia" w:hAnsiTheme="majorHAnsi" w:cstheme="majorBidi"/>
+        <w:rFonts w:ascii="Times New Roman" w:hAnsi="Times New Roman" w:cs="Times New Roman" w:eastAsia="Times New Roman"/>
         <w:b/>
         <w:bCs/>
       </w:rPr>
@@ -5819,14 +5819,14 @@
     </w:tblStylePr>
     <w:tblStylePr w:type="firstCol">
       <w:rPr>
-        <w:rFonts w:asciiTheme="majorHAnsi" w:eastAsiaTheme="majorEastAsia" w:hAnsiTheme="majorHAnsi" w:cstheme="majorBidi"/>
+        <w:rFonts w:ascii="Times New Roman" w:hAnsi="Times New Roman" w:cs="Times New Roman" w:eastAsia="Times New Roman"/>
         <w:b/>
         <w:bCs/>
       </w:rPr>
     </w:tblStylePr>
     <w:tblStylePr w:type="lastCol">
       <w:rPr>
-        <w:rFonts w:asciiTheme="majorHAnsi" w:eastAsiaTheme="majorEastAsia" w:hAnsiTheme="majorHAnsi" w:cstheme="majorBidi"/>
+        <w:rFonts w:ascii="Times New Roman" w:hAnsi="Times New Roman" w:cs="Times New Roman" w:eastAsia="Times New Roman"/>
         <w:b/>
         <w:bCs/>
       </w:rPr>
@@ -5903,7 +5903,7 @@
         <w:spacing w:before="0" w:after="0" w:line="240" w:lineRule="auto"/>
       </w:pPr>
       <w:rPr>
-        <w:rFonts w:asciiTheme="majorHAnsi" w:eastAsiaTheme="majorEastAsia" w:hAnsiTheme="majorHAnsi" w:cstheme="majorBidi"/>
+        <w:rFonts w:ascii="Times New Roman" w:hAnsi="Times New Roman" w:cs="Times New Roman" w:eastAsia="Times New Roman"/>
         <w:b/>
         <w:bCs/>
       </w:rPr>
@@ -5924,7 +5924,7 @@
         <w:spacing w:before="0" w:after="0" w:line="240" w:lineRule="auto"/>
       </w:pPr>
       <w:rPr>
-        <w:rFonts w:asciiTheme="majorHAnsi" w:eastAsiaTheme="majorEastAsia" w:hAnsiTheme="majorHAnsi" w:cstheme="majorBidi"/>
+        <w:rFonts w:ascii="Times New Roman" w:hAnsi="Times New Roman" w:cs="Times New Roman" w:eastAsia="Times New Roman"/>
         <w:b/>
         <w:bCs/>
       </w:rPr>
@@ -5942,14 +5942,14 @@
     </w:tblStylePr>
     <w:tblStylePr w:type="firstCol">
       <w:rPr>
-        <w:rFonts w:asciiTheme="majorHAnsi" w:eastAsiaTheme="majorEastAsia" w:hAnsiTheme="majorHAnsi" w:cstheme="majorBidi"/>
+        <w:rFonts w:ascii="Times New Roman" w:hAnsi="Times New Roman" w:cs="Times New Roman" w:eastAsia="Times New Roman"/>
         <w:b/>
         <w:bCs/>
       </w:rPr>
     </w:tblStylePr>
     <w:tblStylePr w:type="lastCol">
       <w:rPr>
-        <w:rFonts w:asciiTheme="majorHAnsi" w:eastAsiaTheme="majorEastAsia" w:hAnsiTheme="majorHAnsi" w:cstheme="majorBidi"/>
+        <w:rFonts w:ascii="Times New Roman" w:hAnsi="Times New Roman" w:cs="Times New Roman" w:eastAsia="Times New Roman"/>
         <w:b/>
         <w:bCs/>
       </w:rPr>
@@ -7709,7 +7709,7 @@
     </w:tblPr>
     <w:tblStylePr w:type="firstRow">
       <w:rPr>
-        <w:rFonts w:asciiTheme="majorHAnsi" w:eastAsiaTheme="majorEastAsia" w:hAnsiTheme="majorHAnsi" w:cstheme="majorBidi"/>
+        <w:rFonts w:ascii="Times New Roman" w:hAnsi="Times New Roman" w:cs="Times New Roman" w:eastAsia="Times New Roman"/>
       </w:rPr>
       <w:tblPr/>
       <w:tcPr>
@@ -7780,19 +7780,19 @@
       <w:tblStyleRowBandSize w:val="1"/>
       <w:tblStyleColBandSize w:val="1"/>
       <w:tblBorders>
-        <w:top w:val="single" w:sz="8" w:space="0" w:color="4F81BD" w:themeColor="accent1"/>
-        <w:bottom w:val="single" w:sz="8" w:space="0" w:color="4F81BD" w:themeColor="accent1"/>
+        <w:top w:val="single" w:sz="8" w:space="0" w:color="000000"/>
+        <w:bottom w:val="single" w:sz="8" w:space="0" w:color="000000"/>
       </w:tblBorders>
     </w:tblPr>
     <w:tblStylePr w:type="firstRow">
       <w:rPr>
-        <w:rFonts w:asciiTheme="majorHAnsi" w:eastAsiaTheme="majorEastAsia" w:hAnsiTheme="majorHAnsi" w:cstheme="majorBidi"/>
+        <w:rFonts w:ascii="Times New Roman" w:hAnsi="Times New Roman" w:cs="Times New Roman" w:eastAsia="Times New Roman"/>
       </w:rPr>
       <w:tblPr/>
       <w:tcPr>
         <w:tcBorders>
           <w:top w:val="nil"/>
-          <w:bottom w:val="single" w:sz="8" w:space="0" w:color="4F81BD" w:themeColor="accent1"/>
+          <w:bottom w:val="single" w:sz="8" w:space="0" w:color="000000"/>
         </w:tcBorders>
       </w:tcPr>
     </w:tblStylePr>
@@ -7805,8 +7805,8 @@
       <w:tblPr/>
       <w:tcPr>
         <w:tcBorders>
-          <w:top w:val="single" w:sz="8" w:space="0" w:color="4F81BD" w:themeColor="accent1"/>
-          <w:bottom w:val="single" w:sz="8" w:space="0" w:color="4F81BD" w:themeColor="accent1"/>
+          <w:top w:val="single" w:sz="8" w:space="0" w:color="000000"/>
+          <w:bottom w:val="single" w:sz="8" w:space="0" w:color="000000"/>
         </w:tcBorders>
       </w:tcPr>
     </w:tblStylePr>
@@ -7824,8 +7824,8 @@
       <w:tblPr/>
       <w:tcPr>
         <w:tcBorders>
-          <w:top w:val="single" w:sz="8" w:space="0" w:color="4F81BD" w:themeColor="accent1"/>
-          <w:bottom w:val="single" w:sz="8" w:space="0" w:color="4F81BD" w:themeColor="accent1"/>
+          <w:top w:val="single" w:sz="8" w:space="0" w:color="000000"/>
+          <w:bottom w:val="single" w:sz="8" w:space="0" w:color="000000"/>
         </w:tcBorders>
       </w:tcPr>
     </w:tblStylePr>
@@ -7863,7 +7863,7 @@
     </w:tblPr>
     <w:tblStylePr w:type="firstRow">
       <w:rPr>
-        <w:rFonts w:asciiTheme="majorHAnsi" w:eastAsiaTheme="majorEastAsia" w:hAnsiTheme="majorHAnsi" w:cstheme="majorBidi"/>
+        <w:rFonts w:ascii="Times New Roman" w:hAnsi="Times New Roman" w:cs="Times New Roman" w:eastAsia="Times New Roman"/>
       </w:rPr>
       <w:tblPr/>
       <w:tcPr>
@@ -7940,7 +7940,7 @@
     </w:tblPr>
     <w:tblStylePr w:type="firstRow">
       <w:rPr>
-        <w:rFonts w:asciiTheme="majorHAnsi" w:eastAsiaTheme="majorEastAsia" w:hAnsiTheme="majorHAnsi" w:cstheme="majorBidi"/>
+        <w:rFonts w:ascii="Times New Roman" w:hAnsi="Times New Roman" w:cs="Times New Roman" w:eastAsia="Times New Roman"/>
       </w:rPr>
       <w:tblPr/>
       <w:tcPr>
@@ -8017,7 +8017,7 @@
     </w:tblPr>
     <w:tblStylePr w:type="firstRow">
       <w:rPr>
-        <w:rFonts w:asciiTheme="majorHAnsi" w:eastAsiaTheme="majorEastAsia" w:hAnsiTheme="majorHAnsi" w:cstheme="majorBidi"/>
+        <w:rFonts w:ascii="Times New Roman" w:hAnsi="Times New Roman" w:cs="Times New Roman" w:eastAsia="Times New Roman"/>
       </w:rPr>
       <w:tblPr/>
       <w:tcPr>
@@ -8094,7 +8094,7 @@
     </w:tblPr>
     <w:tblStylePr w:type="firstRow">
       <w:rPr>
-        <w:rFonts w:asciiTheme="majorHAnsi" w:eastAsiaTheme="majorEastAsia" w:hAnsiTheme="majorHAnsi" w:cstheme="majorBidi"/>
+        <w:rFonts w:ascii="Times New Roman" w:hAnsi="Times New Roman" w:cs="Times New Roman" w:eastAsia="Times New Roman"/>
       </w:rPr>
       <w:tblPr/>
       <w:tcPr>
@@ -8171,7 +8171,7 @@
     </w:tblPr>
     <w:tblStylePr w:type="firstRow">
       <w:rPr>
-        <w:rFonts w:asciiTheme="majorHAnsi" w:eastAsiaTheme="majorEastAsia" w:hAnsiTheme="majorHAnsi" w:cstheme="majorBidi"/>
+        <w:rFonts w:ascii="Times New Roman" w:hAnsi="Times New Roman" w:cs="Times New Roman" w:eastAsia="Times New Roman"/>
       </w:rPr>
       <w:tblPr/>
       <w:tcPr>
@@ -8236,7 +8236,7 @@
       <w:spacing w:after="0" w:line="240" w:lineRule="auto"/>
     </w:pPr>
     <w:rPr>
-      <w:rFonts w:asciiTheme="majorHAnsi" w:eastAsiaTheme="majorEastAsia" w:hAnsiTheme="majorHAnsi" w:cstheme="majorBidi"/>
+      <w:rFonts w:ascii="Times New Roman" w:hAnsi="Times New Roman" w:cs="Times New Roman" w:eastAsia="Times New Roman"/>
       <w:color w:val="000000" w:themeColor="text1"/>
     </w:rPr>
     <w:tblPr>
@@ -8357,17 +8357,17 @@
       <w:spacing w:after="0" w:line="240" w:lineRule="auto"/>
     </w:pPr>
     <w:rPr>
-      <w:rFonts w:asciiTheme="majorHAnsi" w:eastAsiaTheme="majorEastAsia" w:hAnsiTheme="majorHAnsi" w:cstheme="majorBidi"/>
+      <w:rFonts w:ascii="Times New Roman" w:hAnsi="Times New Roman" w:cs="Times New Roman" w:eastAsia="Times New Roman"/>
       <w:color w:val="000000" w:themeColor="text1"/>
     </w:rPr>
     <w:tblPr>
       <w:tblStyleRowBandSize w:val="1"/>
       <w:tblStyleColBandSize w:val="1"/>
       <w:tblBorders>
-        <w:top w:val="single" w:sz="8" w:space="0" w:color="4F81BD" w:themeColor="accent1"/>
-        <w:left w:val="single" w:sz="8" w:space="0" w:color="4F81BD" w:themeColor="accent1"/>
-        <w:bottom w:val="single" w:sz="8" w:space="0" w:color="4F81BD" w:themeColor="accent1"/>
-        <w:right w:val="single" w:sz="8" w:space="0" w:color="4F81BD" w:themeColor="accent1"/>
+        <w:top w:val="single" w:sz="8" w:space="0" w:color="000000"/>
+        <w:left w:val="single" w:sz="8" w:space="0" w:color="000000"/>
+        <w:bottom w:val="single" w:sz="8" w:space="0" w:color="000000"/>
+        <w:right w:val="single" w:sz="8" w:space="0" w:color="000000"/>
       </w:tblBorders>
     </w:tblPr>
     <w:tblStylePr w:type="firstRow">
@@ -8380,7 +8380,7 @@
         <w:tcBorders>
           <w:top w:val="nil"/>
           <w:left w:val="nil"/>
-          <w:bottom w:val="single" w:sz="24" w:space="0" w:color="4F81BD" w:themeColor="accent1"/>
+          <w:bottom w:val="single" w:sz="24" w:space="0" w:color="000000"/>
           <w:right w:val="nil"/>
           <w:insideH w:val="nil"/>
           <w:insideV w:val="nil"/>
@@ -8392,7 +8392,7 @@
       <w:tblPr/>
       <w:tcPr>
         <w:tcBorders>
-          <w:top w:val="single" w:sz="8" w:space="0" w:color="4F81BD" w:themeColor="accent1"/>
+          <w:top w:val="single" w:sz="8" w:space="0" w:color="000000"/>
           <w:left w:val="nil"/>
           <w:bottom w:val="nil"/>
           <w:right w:val="nil"/>
@@ -8409,7 +8409,7 @@
           <w:top w:val="nil"/>
           <w:left w:val="nil"/>
           <w:bottom w:val="nil"/>
-          <w:right w:val="single" w:sz="8" w:space="0" w:color="4F81BD" w:themeColor="accent1"/>
+          <w:right w:val="single" w:sz="8" w:space="0" w:color="000000"/>
           <w:insideH w:val="nil"/>
           <w:insideV w:val="nil"/>
         </w:tcBorders>
@@ -8421,7 +8421,7 @@
       <w:tcPr>
         <w:tcBorders>
           <w:top w:val="nil"/>
-          <w:left w:val="single" w:sz="8" w:space="0" w:color="4F81BD" w:themeColor="accent1"/>
+          <w:left w:val="single" w:sz="8" w:space="0" w:color="000000"/>
           <w:bottom w:val="nil"/>
           <w:right w:val="nil"/>
           <w:insideH w:val="nil"/>
@@ -8478,7 +8478,7 @@
       <w:spacing w:after="0" w:line="240" w:lineRule="auto"/>
     </w:pPr>
     <w:rPr>
-      <w:rFonts w:asciiTheme="majorHAnsi" w:eastAsiaTheme="majorEastAsia" w:hAnsiTheme="majorHAnsi" w:cstheme="majorBidi"/>
+      <w:rFonts w:ascii="Times New Roman" w:hAnsi="Times New Roman" w:cs="Times New Roman" w:eastAsia="Times New Roman"/>
       <w:color w:val="000000" w:themeColor="text1"/>
     </w:rPr>
     <w:tblPr>
@@ -8599,7 +8599,7 @@
       <w:spacing w:after="0" w:line="240" w:lineRule="auto"/>
     </w:pPr>
     <w:rPr>
-      <w:rFonts w:asciiTheme="majorHAnsi" w:eastAsiaTheme="majorEastAsia" w:hAnsiTheme="majorHAnsi" w:cstheme="majorBidi"/>
+      <w:rFonts w:ascii="Times New Roman" w:hAnsi="Times New Roman" w:cs="Times New Roman" w:eastAsia="Times New Roman"/>
       <w:color w:val="000000" w:themeColor="text1"/>
     </w:rPr>
     <w:tblPr>
@@ -8720,7 +8720,7 @@
       <w:spacing w:after="0" w:line="240" w:lineRule="auto"/>
     </w:pPr>
     <w:rPr>
-      <w:rFonts w:asciiTheme="majorHAnsi" w:eastAsiaTheme="majorEastAsia" w:hAnsiTheme="majorHAnsi" w:cstheme="majorBidi"/>
+      <w:rFonts w:ascii="Times New Roman" w:hAnsi="Times New Roman" w:cs="Times New Roman" w:eastAsia="Times New Roman"/>
       <w:color w:val="000000" w:themeColor="text1"/>
     </w:rPr>
     <w:tblPr>
@@ -8841,7 +8841,7 @@
       <w:spacing w:after="0" w:line="240" w:lineRule="auto"/>
     </w:pPr>
     <w:rPr>
-      <w:rFonts w:asciiTheme="majorHAnsi" w:eastAsiaTheme="majorEastAsia" w:hAnsiTheme="majorHAnsi" w:cstheme="majorBidi"/>
+      <w:rFonts w:ascii="Times New Roman" w:hAnsi="Times New Roman" w:cs="Times New Roman" w:eastAsia="Times New Roman"/>
       <w:color w:val="000000" w:themeColor="text1"/>
     </w:rPr>
     <w:tblPr>
@@ -8962,7 +8962,7 @@
       <w:spacing w:after="0" w:line="240" w:lineRule="auto"/>
     </w:pPr>
     <w:rPr>
-      <w:rFonts w:asciiTheme="majorHAnsi" w:eastAsiaTheme="majorEastAsia" w:hAnsiTheme="majorHAnsi" w:cstheme="majorBidi"/>
+      <w:rFonts w:ascii="Times New Roman" w:hAnsi="Times New Roman" w:cs="Times New Roman" w:eastAsia="Times New Roman"/>
       <w:color w:val="000000" w:themeColor="text1"/>
     </w:rPr>
     <w:tblPr>
@@ -9545,7 +9545,7 @@
       <w:spacing w:after="0" w:line="240" w:lineRule="auto"/>
     </w:pPr>
     <w:rPr>
-      <w:rFonts w:asciiTheme="majorHAnsi" w:eastAsiaTheme="majorEastAsia" w:hAnsiTheme="majorHAnsi" w:cstheme="majorBidi"/>
+      <w:rFonts w:ascii="Times New Roman" w:hAnsi="Times New Roman" w:cs="Times New Roman" w:eastAsia="Times New Roman"/>
       <w:color w:val="000000" w:themeColor="text1"/>
     </w:rPr>
     <w:tblPr>
@@ -9663,19 +9663,19 @@
       <w:spacing w:after="0" w:line="240" w:lineRule="auto"/>
     </w:pPr>
     <w:rPr>
-      <w:rFonts w:asciiTheme="majorHAnsi" w:eastAsiaTheme="majorEastAsia" w:hAnsiTheme="majorHAnsi" w:cstheme="majorBidi"/>
+      <w:rFonts w:ascii="Times New Roman" w:hAnsi="Times New Roman" w:cs="Times New Roman" w:eastAsia="Times New Roman"/>
       <w:color w:val="000000" w:themeColor="text1"/>
     </w:rPr>
     <w:tblPr>
       <w:tblStyleRowBandSize w:val="1"/>
       <w:tblStyleColBandSize w:val="1"/>
       <w:tblBorders>
-        <w:top w:val="single" w:sz="8" w:space="0" w:color="4F81BD" w:themeColor="accent1"/>
-        <w:left w:val="single" w:sz="8" w:space="0" w:color="4F81BD" w:themeColor="accent1"/>
-        <w:bottom w:val="single" w:sz="8" w:space="0" w:color="4F81BD" w:themeColor="accent1"/>
-        <w:right w:val="single" w:sz="8" w:space="0" w:color="4F81BD" w:themeColor="accent1"/>
-        <w:insideH w:val="single" w:sz="8" w:space="0" w:color="4F81BD" w:themeColor="accent1"/>
-        <w:insideV w:val="single" w:sz="8" w:space="0" w:color="4F81BD" w:themeColor="accent1"/>
+        <w:top w:val="single" w:sz="8" w:space="0" w:color="000000"/>
+        <w:left w:val="single" w:sz="8" w:space="0" w:color="000000"/>
+        <w:bottom w:val="single" w:sz="8" w:space="0" w:color="000000"/>
+        <w:right w:val="single" w:sz="8" w:space="0" w:color="000000"/>
+        <w:insideH w:val="single" w:sz="8" w:space="0" w:color="000000"/>
+        <w:insideV w:val="single" w:sz="8" w:space="0" w:color="000000"/>
       </w:tblBorders>
     </w:tblPr>
     <w:tcPr>
@@ -9759,8 +9759,8 @@
       <w:tblPr/>
       <w:tcPr>
         <w:tcBorders>
-          <w:insideH w:val="single" w:sz="6" w:space="0" w:color="4F81BD" w:themeColor="accent1"/>
-          <w:insideV w:val="single" w:sz="6" w:space="0" w:color="4F81BD" w:themeColor="accent1"/>
+          <w:insideH w:val="single" w:sz="6" w:space="0" w:color="000000"/>
+          <w:insideV w:val="single" w:sz="6" w:space="0" w:color="000000"/>
         </w:tcBorders>
         <w:shd w:val="clear" w:color="auto" w:fill="A7BFDE" w:themeFill="accent1" w:themeFillTint="7F"/>
       </w:tcPr>
@@ -9781,7 +9781,7 @@
       <w:spacing w:after="0" w:line="240" w:lineRule="auto"/>
     </w:pPr>
     <w:rPr>
-      <w:rFonts w:asciiTheme="majorHAnsi" w:eastAsiaTheme="majorEastAsia" w:hAnsiTheme="majorHAnsi" w:cstheme="majorBidi"/>
+      <w:rFonts w:ascii="Times New Roman" w:hAnsi="Times New Roman" w:cs="Times New Roman" w:eastAsia="Times New Roman"/>
       <w:color w:val="000000" w:themeColor="text1"/>
     </w:rPr>
     <w:tblPr>
@@ -9899,7 +9899,7 @@
       <w:spacing w:after="0" w:line="240" w:lineRule="auto"/>
     </w:pPr>
     <w:rPr>
-      <w:rFonts w:asciiTheme="majorHAnsi" w:eastAsiaTheme="majorEastAsia" w:hAnsiTheme="majorHAnsi" w:cstheme="majorBidi"/>
+      <w:rFonts w:ascii="Times New Roman" w:hAnsi="Times New Roman" w:cs="Times New Roman" w:eastAsia="Times New Roman"/>
       <w:color w:val="000000" w:themeColor="text1"/>
     </w:rPr>
     <w:tblPr>
@@ -10017,7 +10017,7 @@
       <w:spacing w:after="0" w:line="240" w:lineRule="auto"/>
     </w:pPr>
     <w:rPr>
-      <w:rFonts w:asciiTheme="majorHAnsi" w:eastAsiaTheme="majorEastAsia" w:hAnsiTheme="majorHAnsi" w:cstheme="majorBidi"/>
+      <w:rFonts w:ascii="Times New Roman" w:hAnsi="Times New Roman" w:cs="Times New Roman" w:eastAsia="Times New Roman"/>
       <w:color w:val="000000" w:themeColor="text1"/>
     </w:rPr>
     <w:tblPr>
@@ -10135,7 +10135,7 @@
       <w:spacing w:after="0" w:line="240" w:lineRule="auto"/>
     </w:pPr>
     <w:rPr>
-      <w:rFonts w:asciiTheme="majorHAnsi" w:eastAsiaTheme="majorEastAsia" w:hAnsiTheme="majorHAnsi" w:cstheme="majorBidi"/>
+      <w:rFonts w:ascii="Times New Roman" w:hAnsi="Times New Roman" w:cs="Times New Roman" w:eastAsia="Times New Roman"/>
       <w:color w:val="000000" w:themeColor="text1"/>
     </w:rPr>
     <w:tblPr>
@@ -10253,7 +10253,7 @@
       <w:spacing w:after="0" w:line="240" w:lineRule="auto"/>
     </w:pPr>
     <w:rPr>
-      <w:rFonts w:asciiTheme="majorHAnsi" w:eastAsiaTheme="majorEastAsia" w:hAnsiTheme="majorHAnsi" w:cstheme="majorBidi"/>
+      <w:rFonts w:ascii="Times New Roman" w:hAnsi="Times New Roman" w:cs="Times New Roman" w:eastAsia="Times New Roman"/>
       <w:color w:val="000000" w:themeColor="text1"/>
     </w:rPr>
     <w:tblPr>
@@ -12180,9 +12180,9 @@
       <w:tblStyleColBandSize w:val="1"/>
       <w:tblBorders>
         <w:top w:val="single" w:sz="24" w:space="0" w:color="C0504D" w:themeColor="accent2"/>
-        <w:left w:val="single" w:sz="4" w:space="0" w:color="4F81BD" w:themeColor="accent1"/>
-        <w:bottom w:val="single" w:sz="4" w:space="0" w:color="4F81BD" w:themeColor="accent1"/>
-        <w:right w:val="single" w:sz="4" w:space="0" w:color="4F81BD" w:themeColor="accent1"/>
+        <w:left w:val="single" w:sz="4" w:space="0" w:color="000000"/>
+        <w:bottom w:val="single" w:sz="4" w:space="0" w:color="000000"/>
+        <w:right w:val="single" w:sz="4" w:space="0" w:color="000000"/>
         <w:insideH w:val="single" w:sz="4" w:space="0" w:color="FFFFFF" w:themeColor="background1"/>
         <w:insideV w:val="single" w:sz="4" w:space="0" w:color="FFFFFF" w:themeColor="background1"/>
       </w:tblBorders>
@@ -13954,7 +13954,7 @@
     </a:clrScheme>
     <a:fontScheme name="Office">
       <a:majorFont>
-        <a:latin typeface="Calibri"/>
+        <a:latin typeface="Times New Roman"/>
         <a:ea typeface=""/>
         <a:cs typeface=""/>
         <a:font script="Jpan" typeface="ＭＳ ゴシック"/>
@@ -13989,7 +13989,7 @@
         <a:font script="Geor" typeface="Sylfaen"/>
       </a:majorFont>
       <a:minorFont>
-        <a:latin typeface="Cambria"/>
+        <a:latin typeface="Times New Roman"/>
         <a:ea typeface=""/>
         <a:cs typeface=""/>
         <a:font script="Jpan" typeface="ＭＳ 明朝"/>

--- a/docs/VisionGuard_Review1.docx
+++ b/docs/VisionGuard_Review1.docx
@@ -864,7 +864,7 @@
           </w:tcPr>
           <w:p>
             <w:r>
-              <w:t xml:space="preserve">220 µF / 470 µF</w:t>
+              <w:t xml:space="preserve">220 µF, 50 V</w:t>
             </w:r>
           </w:p>
         </w:tc>
@@ -2134,7 +2134,7 @@
             <w:r>
               <w:drawing>
                 <wp:inline distT="0" distB="0" distL="0" distR="0">
-                  <wp:extent cx="5760720" cy="4336999"/>
+                  <wp:extent cx="2057400" cy="2743200"/>
                   <wp:docPr id="103" name="Picture 103"/>
                   <wp:cNvGraphicFramePr>
                     <a:graphicFrameLocks xmlns:a="http://schemas.openxmlformats.org/drawingml/2006/main" noChangeAspect="1"/>
@@ -2155,7 +2155,7 @@
                         <pic:spPr>
                           <a:xfrm>
                             <a:off x="0" y="0"/>
-                            <a:ext cx="5760720" cy="4336999"/>
+                            <a:ext cx="2057400" cy="2743200"/>
                           </a:xfrm>
                           <a:prstGeom prst="rect">
                             <a:avLst/>
@@ -2175,7 +2175,7 @@
             <w:r>
               <w:drawing>
                 <wp:inline distT="0" distB="0" distL="0" distR="0">
-                  <wp:extent cx="2914975" cy="2194560"/>
+                  <wp:extent cx="1371600" cy="1828800"/>
                   <wp:docPr id="104" name="Picture 104"/>
                   <wp:cNvGraphicFramePr>
                     <a:graphicFrameLocks xmlns:a="http://schemas.openxmlformats.org/drawingml/2006/main" noChangeAspect="1"/>
@@ -2196,7 +2196,7 @@
                         <pic:spPr>
                           <a:xfrm>
                             <a:off x="0" y="0"/>
-                            <a:ext cx="2914975" cy="2194560"/>
+                            <a:ext cx="1371600" cy="1828800"/>
                           </a:xfrm>
                           <a:prstGeom prst="rect">
                             <a:avLst/>
@@ -2214,7 +2214,7 @@
             <w:r>
               <w:drawing>
                 <wp:inline distT="0" distB="0" distL="0" distR="0">
-                  <wp:extent cx="1652707" cy="2194560"/>
+                  <wp:extent cx="1376825" cy="1828800"/>
                   <wp:docPr id="105" name="Picture 105"/>
                   <wp:cNvGraphicFramePr>
                     <a:graphicFrameLocks xmlns:a="http://schemas.openxmlformats.org/drawingml/2006/main" noChangeAspect="1"/>
@@ -2235,7 +2235,7 @@
                         <pic:spPr>
                           <a:xfrm>
                             <a:off x="0" y="0"/>
-                            <a:ext cx="1652707" cy="2194560"/>
+                            <a:ext cx="1376825" cy="1828800"/>
                           </a:xfrm>
                           <a:prstGeom prst="rect">
                             <a:avLst/>
@@ -2260,7 +2260,7 @@
           <w:i/>
           <w:sz w:val="20"/>
         </w:rPr>
-        <w:t xml:space="preserve">Figure 3. Our VisionGuard prototype on a PVC pipe. Top: LM393 module, HC-SR04 sensor, and Arduino Nano with buzzer and switch. Bottom left: moisture probe at the tip. Bottom right: 18650 battery in its holder. The cane gives obstacle alerts when running on the battery.</w:t>
+        <w:t xml:space="preserve">Figure 3. Our VisionGuard prototype. Top: the complete cane, with the moisture probe at the top end, then the LM393 module, HC-SR04 sensor, Arduino Nano with buzzer, rocker switch and 18650 battery. Bottom left: moisture probe at the tip. Bottom right: rocker switch and battery holder. The cane gives obstacle alerts when running on the battery.</w:t>
       </w:r>
     </w:p>
     <w:p>
@@ -2281,7 +2281,7 @@
         <w:pStyle w:val="ListBullet"/>
       </w:pPr>
       <w:r>
-        <w:t xml:space="preserve">Completed: We studied the problem and first planned a smart shoe, then changed it to a cane, because the cane tip reaches water before the foot does and a sensor on the shaft stays steadier. We chose the parts, mounted the sensors, Arduino Nano, buzzer, battery and switch on a PVC pipe, and soldered the wiring. The code for distance measurement, moisture reading and alerts is written and uploaded.</w:t>
+        <w:t xml:space="preserve">Completed: We studied the problem and first planned a smart shoe, then changed it to a cane, because the cane tip reaches water before the foot does and a sensor on the shaft stays steadier. We chose the parts, mounted the sensors, Arduino Nano, buzzer, battery and switch on a PVC pipe. The sensors are connected with female jumper wires on header pins, and the power wires, buzzer and capacitor are soldered. The code for distance measurement, moisture reading and alerts is written and uploaded.</w:t>
       </w:r>
     </w:p>
     <w:p>
